--- a/competition/作品技术报告-初稿.docx
+++ b/competition/作品技术报告-初稿.docx
@@ -3859,7 +3859,7 @@
                 <w:color w:val="000000"/>
                 <w:sz w:val="21"/>
               </w:rPr>
-              <w:t>Codex、Claude Code（logs/ 内两种会话格式均有归档）</w:t>
+              <w:t>Codex、Claude Code、DeepSeek harness、ZCode（会话日志按大赛要求归档于仓内 logs/）</w:t>
             </w:r>
           </w:p>
         </w:tc>
@@ -3995,12 +3995,12 @@
             <w:r>
               <w:rPr>
                 <w:rFonts w:ascii="Times New Roman" w:hAnsi="Times New Roman" w:eastAsia="宋体"/>
-                <w:b/>
+                <w:b w:val="0"/>
                 <w:i w:val="0"/>
-                <w:color w:val="C00000"/>
+                <w:color w:val="000000"/>
                 <w:sz w:val="21"/>
               </w:rPr>
-              <w:t>【待确认：DeepSeek 开放平台控制台用量】</w:t>
+              <w:t>约 89.4 亿（GPT-5.6 约 50 亿、DeepSeek 约 26 亿、GLM-5.3 约 11 亿、MiMo-v2.5-pro 约 2.4 亿）</w:t>
             </w:r>
           </w:p>
         </w:tc>

--- a/competition/作品技术报告-初稿.docx
+++ b/competition/作品技术报告-初稿.docx
@@ -96,6 +96,22 @@
           <w:sz w:val="28"/>
         </w:rPr>
         <w:t>队伍名称：牛蛋先前冲</w:t>
+      </w:r>
+    </w:p>
+    <w:p>
+      <w:pPr>
+        <w:spacing w:before="0" w:after="200" w:line="312" w:lineRule="auto"/>
+        <w:jc w:val="left"/>
+      </w:pPr>
+      <w:r>
+        <w:rPr>
+          <w:rFonts w:ascii="Times New Roman" w:hAnsi="Times New Roman" w:eastAsia="宋体"/>
+          <w:b w:val="0"/>
+          <w:i w:val="0"/>
+          <w:color w:val="000000"/>
+          <w:sz w:val="28"/>
+        </w:rPr>
+        <w:t>负责人：唐林杰</w:t>
       </w:r>
     </w:p>
     <w:p>
@@ -352,7 +368,7 @@
                 <w:color w:val="000000"/>
                 <w:sz w:val="21"/>
               </w:rPr>
-              <w:t>个人参赛：硬件适配、驱动开发、应用开发与真机验证均由本人完成</w:t>
+              <w:t>个人参赛（负责人：唐林杰）：硬件适配、驱动开发、应用开发与真机验证均由本人完成</w:t>
             </w:r>
           </w:p>
         </w:tc>
@@ -432,7 +448,7 @@
           <w:color w:val="000000"/>
           <w:sz w:val="24"/>
         </w:rPr>
-        <w:t>openvela 此前不含 ESP32-P4 支持。本作品以 Route A 方式将 openvela（NuttX 内核）从零适配到 ESP32-P4X-Function-EV-Board，完成芯片层、板级、驱动三级移植，并在 8 个外设域完成真机验收：MIPI-DSI 屏点亮 framebuffer 与 LVGL、GT911 触摸、SC2336 摄像头 300 帧 30.02fps 零序号跳变、板载 C6 经 SDIO/ESP-Hosted 提供 WiFi 并打通 DHCP/DNS/TLS、ES8311 音频、LittleFS 数据分区与 7.9MB 完整中文字体 PSRAM 预加载。在适配完成的硬件上落地智能家居中控应用：LVGL 中控 UI、米家设备与 Agent 工具控制闭环（LLM 真实控制摄像机）、云端 DeepSeek 大模型对话。全程 AI 结对开发，沉淀 3 个可复用 Skill、8 份真机证据文档，并向 nuttx 贡献 2 个通用 V4L2 修复。</w:t>
+        <w:t>openvela 此前不含 ESP32-P4 支持。本作品以 Route A 方式将其从零适配到 ESP32-P4X-Function-EV-Board，完成芯片/板级/驱动三级移植，8 个外设域真机验收 7 通过：MIPI-DSI 屏（framebuffer+LVGL）、GT911 触摸、SC2336 摄像头 30fps、板载 C6 WiFi、ES8311 音频、LittleFS 与 7.9MB 字体预加载。并落地智能家居中控：LVGL UI、米家设备与 Agent 工具控制闭环（LLM 控制摄像机）、DeepSeek 云端对话。AI 结对开发（代码占比 95%），沉淀 3 个 Skill、9 份证据文档与 2 个 nuttx V4L2 修复。</w:t>
       </w:r>
     </w:p>
     <w:p>
@@ -453,10 +469,215 @@
     </w:p>
     <w:p>
       <w:pPr>
-        <w:pStyle w:val="Heading3"/>
+        <w:spacing w:line="312" w:lineRule="auto" w:after="80"/>
+        <w:ind w:firstLine="480"/>
+        <w:jc w:val="both"/>
       </w:pPr>
       <w:r>
-        <w:t>项目背景与问题定义</w:t>
+        <w:rPr>
+          <w:rFonts w:ascii="Times New Roman" w:hAnsi="Times New Roman" w:eastAsia="宋体"/>
+          <w:b w:val="0"/>
+          <w:i w:val="0"/>
+          <w:color w:val="000000"/>
+          <w:sz w:val="24"/>
+        </w:rPr>
+        <w:t>背景与问题：智能家居中控需要“屏 + 触摸 + 摄像头 + 音频 + 云端 AI”全栈能力。ESP32-P4X-Function-EV-Board 硬件规格契合（RISC-V 双核 400MHz、PSRAM、MIPI-DSI/CSI、板载 C6），但 openvela 分支尚未合入 ESP32-P4——从 0 到 1 完成新芯片接入，并验证其能承载完整可用的中控应用，是本作品的核心命题。</w:t>
+      </w:r>
+    </w:p>
+    <w:p>
+      <w:pPr>
+        <w:spacing w:line="312" w:lineRule="auto" w:after="40"/>
+      </w:pPr>
+      <w:r>
+        <w:rPr>
+          <w:rFonts w:ascii="Times New Roman" w:hAnsi="Times New Roman" w:eastAsia="宋体"/>
+          <w:b/>
+          <w:i w:val="0"/>
+          <w:color w:val="000000"/>
+          <w:sz w:val="24"/>
+        </w:rPr>
+        <w:t>技术难点：</w:t>
+      </w:r>
+    </w:p>
+    <w:p>
+      <w:pPr>
+        <w:spacing w:line="312" w:lineRule="auto" w:after="80"/>
+        <w:ind w:left="600" w:hanging="600"/>
+        <w:jc w:val="both"/>
+      </w:pPr>
+      <w:r>
+        <w:rPr>
+          <w:rFonts w:ascii="Times New Roman" w:hAnsi="Times New Roman" w:eastAsia="宋体"/>
+          <w:b w:val="0"/>
+          <w:i w:val="0"/>
+          <w:color w:val="000000"/>
+          <w:sz w:val="24"/>
+        </w:rPr>
+        <w:t>（1）MIPI-DSI/CSI 高速接口在 openvela 树内无先例，需从 ESP-HAL 对接 NuttX framebuffer 与 V4L2，并处理 GDMA 与缓存一致性。</w:t>
+      </w:r>
+    </w:p>
+    <w:p>
+      <w:pPr>
+        <w:spacing w:line="312" w:lineRule="auto" w:after="80"/>
+        <w:ind w:left="600" w:hanging="600"/>
+        <w:jc w:val="both"/>
+      </w:pPr>
+      <w:r>
+        <w:rPr>
+          <w:rFonts w:ascii="Times New Roman" w:hAnsi="Times New Roman" w:eastAsia="宋体"/>
+          <w:b w:val="0"/>
+          <w:i w:val="0"/>
+          <w:color w:val="000000"/>
+          <w:sz w:val="24"/>
+        </w:rPr>
+        <w:t>（2）P4 无射频，需打通 P4↔C6 双芯片 SDIO + ESP-Hosted 协议栈，且旧版 C6 固件存在协议缺陷。</w:t>
+      </w:r>
+    </w:p>
+    <w:p>
+      <w:pPr>
+        <w:spacing w:line="312" w:lineRule="auto" w:after="80"/>
+        <w:ind w:left="600" w:hanging="600"/>
+        <w:jc w:val="both"/>
+      </w:pPr>
+      <w:r>
+        <w:rPr>
+          <w:rFonts w:ascii="Times New Roman" w:hAnsi="Times New Roman" w:eastAsia="宋体"/>
+          <w:b w:val="0"/>
+          <w:i w:val="0"/>
+          <w:color w:val="000000"/>
+          <w:sz w:val="24"/>
+        </w:rPr>
+        <w:t>（3）Route A 构建体系需自建芯片层 Kconfig/链接脚本与 40 余个 defconfig 矩阵。</w:t>
+      </w:r>
+    </w:p>
+    <w:p>
+      <w:pPr>
+        <w:spacing w:line="312" w:lineRule="auto" w:after="40"/>
+      </w:pPr>
+      <w:r>
+        <w:rPr>
+          <w:rFonts w:ascii="Times New Roman" w:hAnsi="Times New Roman" w:eastAsia="宋体"/>
+          <w:b/>
+          <w:i w:val="0"/>
+          <w:color w:val="000000"/>
+          <w:sz w:val="24"/>
+        </w:rPr>
+        <w:t>创新点：</w:t>
+      </w:r>
+    </w:p>
+    <w:p>
+      <w:pPr>
+        <w:spacing w:line="312" w:lineRule="auto" w:after="80"/>
+        <w:ind w:left="600" w:hanging="600"/>
+        <w:jc w:val="both"/>
+      </w:pPr>
+      <w:r>
+        <w:rPr>
+          <w:rFonts w:ascii="Times New Roman" w:hAnsi="Times New Roman" w:eastAsia="宋体"/>
+          <w:b w:val="0"/>
+          <w:i w:val="0"/>
+          <w:color w:val="000000"/>
+          <w:sz w:val="24"/>
+        </w:rPr>
+        <w:t>（1）从 0 到 1 的新平台适配：芯片层起点的完整移植，非既有板卡调参。</w:t>
+      </w:r>
+    </w:p>
+    <w:p>
+      <w:pPr>
+        <w:spacing w:line="312" w:lineRule="auto" w:after="80"/>
+        <w:ind w:left="600" w:hanging="600"/>
+        <w:jc w:val="both"/>
+      </w:pPr>
+      <w:r>
+        <w:rPr>
+          <w:rFonts w:ascii="Times New Roman" w:hAnsi="Times New Roman" w:eastAsia="宋体"/>
+          <w:b w:val="0"/>
+          <w:i w:val="0"/>
+          <w:color w:val="000000"/>
+          <w:sz w:val="24"/>
+        </w:rPr>
+        <w:t>（2）probe-first 三级证据验收（枚举成功 ≠ 数据有效 ≠ 时序达标），8 个域全部留下可复查的真机日志证据链。</w:t>
+      </w:r>
+    </w:p>
+    <w:p>
+      <w:pPr>
+        <w:spacing w:line="312" w:lineRule="auto" w:after="80"/>
+        <w:ind w:left="600" w:hanging="600"/>
+        <w:jc w:val="both"/>
+      </w:pPr>
+      <w:r>
+        <w:rPr>
+          <w:rFonts w:ascii="Times New Roman" w:hAnsi="Times New Roman" w:eastAsia="宋体"/>
+          <w:b w:val="0"/>
+          <w:i w:val="0"/>
+          <w:color w:val="000000"/>
+          <w:sz w:val="24"/>
+        </w:rPr>
+        <w:t>（3）AI 结对 + Skill 沉淀：开发方法论沉淀为 3 个可复用 Skill。</w:t>
+      </w:r>
+    </w:p>
+    <w:p>
+      <w:pPr>
+        <w:pStyle w:val="Heading2"/>
+      </w:pPr>
+      <w:r>
+        <w:t>3.2 系统方案设计</w:t>
+      </w:r>
+    </w:p>
+    <w:p>
+      <w:pPr>
+        <w:spacing w:before="120" w:after="40" w:line="240" w:lineRule="auto"/>
+        <w:jc w:val="center"/>
+      </w:pPr>
+      <w:r>
+        <w:drawing>
+          <wp:inline xmlns:a="http://schemas.openxmlformats.org/drawingml/2006/main" xmlns:pic="http://schemas.openxmlformats.org/drawingml/2006/picture">
+            <wp:extent cx="5400000" cy="2700000"/>
+            <wp:docPr id="1" name="Picture 1"/>
+            <wp:cNvGraphicFramePr>
+              <a:graphicFrameLocks noChangeAspect="1"/>
+            </wp:cNvGraphicFramePr>
+            <a:graphic>
+              <a:graphicData uri="http://schemas.openxmlformats.org/drawingml/2006/picture">
+                <pic:pic>
+                  <pic:nvPicPr>
+                    <pic:cNvPr id="0" name="fig0_arch.png"/>
+                    <pic:cNvPicPr/>
+                  </pic:nvPicPr>
+                  <pic:blipFill>
+                    <a:blip r:embed="rId10"/>
+                    <a:stretch>
+                      <a:fillRect/>
+                    </a:stretch>
+                  </pic:blipFill>
+                  <pic:spPr>
+                    <a:xfrm>
+                      <a:off x="0" y="0"/>
+                      <a:ext cx="5400000" cy="2700000"/>
+                    </a:xfrm>
+                    <a:prstGeom prst="rect"/>
+                  </pic:spPr>
+                </pic:pic>
+              </a:graphicData>
+            </a:graphic>
+          </wp:inline>
+        </w:drawing>
+      </w:r>
+    </w:p>
+    <w:p>
+      <w:pPr>
+        <w:spacing w:after="160" w:line="240" w:lineRule="auto"/>
+        <w:jc w:val="center"/>
+      </w:pPr>
+      <w:r>
+        <w:rPr>
+          <w:rFonts w:ascii="Times New Roman" w:hAnsi="Times New Roman" w:eastAsia="宋体"/>
+          <w:b w:val="0"/>
+          <w:i w:val="0"/>
+          <w:color w:val="595959"/>
+          <w:sz w:val="21"/>
+        </w:rPr>
+        <w:t>图 1　ESP32-P4X 智能家居应用架构（外设层 / 芯片层 / 应用层 / 云端；数据通路 I2C/CSI/I2S/SPI/MIPI-DSI + SDIO/ESP-Hosted + WLAN）</w:t>
       </w:r>
     </w:p>
     <w:p>
@@ -473,15 +694,15 @@
           <w:color w:val="000000"/>
           <w:sz w:val="24"/>
         </w:rPr>
-        <w:t>智能家居中控面板需要“一块屏 + 触摸 + 摄像头 + 音频 + 云端 AI”的全栈能力。选用的 ESP32-P4X-Function-EV-Board 硬件规格适合（RISC-V HP 双核 400MHz、768KB SRAM + PSRAM、MIPI-DSI/CSI 高速接口、内置 EMAC、板载 ESP32-C6 WiFi 协处理器），但截至 2026 年 6 月 openvela 分支尚未合入 ESP32-P4——新芯片接入 openvela 生态是本作品要解决的核心问题；在此之上验证“新硬件能否承载一个完整可用的智能家居中控应用”。</w:t>
+        <w:t>关键决策：选 P4 因其相对 ESP32-S3 的跨度（RISC-V 双核、MIPI DSI/CSI、EMAC、PSRAM）；Route A（本仓 chips/ + board/，manifest 映射）零侵入公共仓、变更收敛在专属仓，获奖后再上游化；端侧负责 UI/设备控制/媒体通路，云端（cAGENT→TLS→DeepSeek）负责大模型对话，断网时 UI 与设备控制不依赖网络（离线模式可运行）；C6 WiFi 与板载以太网互为备选通路。</w:t>
       </w:r>
     </w:p>
     <w:p>
       <w:pPr>
-        <w:pStyle w:val="Heading3"/>
+        <w:pStyle w:val="Heading2"/>
       </w:pPr>
       <w:r>
-        <w:t>技术难点</w:t>
+        <w:t>3.3 核心算法与技术原理</w:t>
       </w:r>
     </w:p>
     <w:p>
@@ -498,7 +719,73 @@
           <w:color w:val="000000"/>
           <w:sz w:val="24"/>
         </w:rPr>
-        <w:t>（1）MIPI-DSI / MIPI-CSI 两类高速接口在 openvela 树内无先例可循，需从 ESP-HAL 对接 NuttX framebuffer 与 V4L2 子系统，并处理 GDMA 与缓存一致性问题；</w:t>
+        <w:t>云端 AI 工具链：cAGENT 对话代理经 C6 WiFi → TLS → DeepSeek API 解析自然语言意图，调用 miot_device_list / miot_device_control 完成设备查询与真实控制（已验证 LLM→摄像机执行闭环，2026-09-20）。密钥仅存设备侧 secrets 配置、不入库。</w:t>
+      </w:r>
+    </w:p>
+    <w:p>
+      <w:pPr>
+        <w:spacing w:line="312" w:lineRule="auto" w:after="40"/>
+      </w:pPr>
+      <w:r>
+        <w:rPr>
+          <w:rFonts w:ascii="Times New Roman" w:hAnsi="Times New Roman" w:eastAsia="宋体"/>
+          <w:b/>
+          <w:i w:val="0"/>
+          <w:color w:val="000000"/>
+          <w:sz w:val="24"/>
+        </w:rPr>
+        <w:t>关键机制：</w:t>
+      </w:r>
+    </w:p>
+    <w:p>
+      <w:pPr>
+        <w:spacing w:line="312" w:lineRule="auto" w:after="80"/>
+        <w:ind w:left="600" w:hanging="600"/>
+        <w:jc w:val="both"/>
+      </w:pPr>
+      <w:r>
+        <w:rPr>
+          <w:rFonts w:ascii="Times New Roman" w:hAnsi="Times New Roman" w:eastAsia="宋体"/>
+          <w:b w:val="0"/>
+          <w:i w:val="0"/>
+          <w:color w:val="000000"/>
+          <w:sz w:val="24"/>
+        </w:rPr>
+        <w:t>（1）probe-first 三级证据分级：每个外设先独立 probe 验证物理链路，再接入子系统，避免“点亮即通过”的误判。</w:t>
+      </w:r>
+    </w:p>
+    <w:p>
+      <w:pPr>
+        <w:spacing w:line="312" w:lineRule="auto" w:after="80"/>
+        <w:ind w:left="600" w:hanging="600"/>
+        <w:jc w:val="both"/>
+      </w:pPr>
+      <w:r>
+        <w:rPr>
+          <w:rFonts w:ascii="Times New Roman" w:hAnsi="Times New Roman" w:eastAsia="宋体"/>
+          <w:b w:val="0"/>
+          <w:i w:val="0"/>
+          <w:color w:val="000000"/>
+          <w:sz w:val="24"/>
+        </w:rPr>
+        <w:t>（2）视频帧统一编号（nuttx patch 0001）：V4L2 完成帧序号连续可审计，300 帧零跳变。</w:t>
+      </w:r>
+    </w:p>
+    <w:p>
+      <w:pPr>
+        <w:spacing w:line="312" w:lineRule="auto" w:after="80"/>
+        <w:ind w:left="600" w:hanging="600"/>
+        <w:jc w:val="both"/>
+      </w:pPr>
+      <w:r>
+        <w:rPr>
+          <w:rFonts w:ascii="Times New Roman" w:hAnsi="Times New Roman" w:eastAsia="宋体"/>
+          <w:b w:val="0"/>
+          <w:i w:val="0"/>
+          <w:color w:val="000000"/>
+          <w:sz w:val="24"/>
+        </w:rPr>
+        <w:t>（3）网络栈缓冲调优：IOB 池 96→256 缓冲/16→32 链 + esp-hosted RX 配额 8→32，修复米家 spec 多帧大响应被整帧丢弃。</w:t>
       </w:r>
     </w:p>
     <w:p>
@@ -515,586 +802,7 @@
           <w:color w:val="000000"/>
           <w:sz w:val="24"/>
         </w:rPr>
-        <w:t>（2）P4 无内置 WiFi，需打通 P4↔C6 双芯片 SDIO + ESP-Hosted 协议栈（控制面 RPC + WLAN 数据面），且旧版 C6 固件存在协议兼容缺陷；</w:t>
-      </w:r>
-    </w:p>
-    <w:p>
-      <w:pPr>
-        <w:spacing w:line="312" w:lineRule="auto" w:after="80"/>
-        <w:ind w:firstLine="480"/>
-        <w:jc w:val="both"/>
-      </w:pPr>
-      <w:r>
-        <w:rPr>
-          <w:rFonts w:ascii="Times New Roman" w:hAnsi="Times New Roman" w:eastAsia="宋体"/>
-          <w:b w:val="0"/>
-          <w:i w:val="0"/>
-          <w:color w:val="000000"/>
-          <w:sz w:val="24"/>
-        </w:rPr>
-        <w:t>（3）Route A（custom chip + custom board）构建体系需自建芯片层 Kconfig/链接脚本与 40 余个 defconfig 配置矩阵；</w:t>
-      </w:r>
-    </w:p>
-    <w:p>
-      <w:pPr>
-        <w:spacing w:line="312" w:lineRule="auto" w:after="80"/>
-        <w:ind w:firstLine="480"/>
-        <w:jc w:val="both"/>
-      </w:pPr>
-      <w:r>
-        <w:rPr>
-          <w:rFonts w:ascii="Times New Roman" w:hAnsi="Times New Roman" w:eastAsia="宋体"/>
-          <w:b w:val="0"/>
-          <w:i w:val="0"/>
-          <w:color w:val="000000"/>
-          <w:sz w:val="24"/>
-        </w:rPr>
-        <w:t>（4）资源受限下加载 7.9MB 完整中文字体并保持 UI 流畅（PSRAM 用户堆预加载）。</w:t>
-      </w:r>
-    </w:p>
-    <w:p>
-      <w:pPr>
-        <w:pStyle w:val="Heading3"/>
-      </w:pPr>
-      <w:r>
-        <w:t>创新点</w:t>
-      </w:r>
-    </w:p>
-    <w:p>
-      <w:pPr>
-        <w:spacing w:line="312" w:lineRule="auto" w:after="80"/>
-        <w:jc w:val="both"/>
-      </w:pPr>
-      <w:r>
-        <w:rPr>
-          <w:rFonts w:ascii="Times New Roman" w:hAnsi="Times New Roman" w:eastAsia="宋体"/>
-          <w:b w:val="0"/>
-          <w:i w:val="0"/>
-          <w:color w:val="000000"/>
-          <w:sz w:val="24"/>
-        </w:rPr>
-        <w:t>从 0 到 1 的新平台适配：非既有板卡调参，而是芯片层起点的完整移植，相对已适配的 ESP32-S3 跨度为全新 CPU 复杂度、高速接口与双芯片架构；</w:t>
-      </w:r>
-    </w:p>
-    <w:p>
-      <w:pPr>
-        <w:spacing w:line="312" w:lineRule="auto" w:after="80"/>
-        <w:jc w:val="both"/>
-      </w:pPr>
-      <w:r>
-        <w:rPr>
-          <w:rFonts w:ascii="Times New Roman" w:hAnsi="Times New Roman" w:eastAsia="宋体"/>
-          <w:b w:val="0"/>
-          <w:i w:val="0"/>
-          <w:color w:val="000000"/>
-          <w:sz w:val="24"/>
-        </w:rPr>
-        <w:t>probe-first 分级验收方法论：每个外设先以独立 probe 程序验证物理链路（枚举成功 ≠ 数据有效 ≠ 时序达标三级证据），再接入子系统，8 个域全部留下可复查的真机日志证据链（competition/ 目录）；</w:t>
-      </w:r>
-    </w:p>
-    <w:p>
-      <w:pPr>
-        <w:spacing w:line="312" w:lineRule="auto" w:after="80"/>
-        <w:jc w:val="both"/>
-      </w:pPr>
-      <w:r>
-        <w:rPr>
-          <w:rFonts w:ascii="Times New Roman" w:hAnsi="Times New Roman" w:eastAsia="宋体"/>
-          <w:b w:val="0"/>
-          <w:i w:val="0"/>
-          <w:color w:val="000000"/>
-          <w:sz w:val="24"/>
-        </w:rPr>
-        <w:t>AI 结对 + Skill 沉淀：开发方法论本身沉淀为 3 个可复用 Skill（板级 bring-up 流程、ESP32 构建烧录、中文提交规范）。</w:t>
-      </w:r>
-    </w:p>
-    <w:p>
-      <w:pPr>
-        <w:pStyle w:val="Heading2"/>
-      </w:pPr>
-      <w:r>
-        <w:t>3.2 系统方案设计</w:t>
-      </w:r>
-    </w:p>
-    <w:p>
-      <w:pPr>
-        <w:pStyle w:val="Heading3"/>
-      </w:pPr>
-      <w:r>
-        <w:t>系统总体架构</w:t>
-      </w:r>
-    </w:p>
-    <w:tbl>
-      <w:tblPr>
-        <w:tblStyle w:val="TableGrid"/>
-        <w:tblW w:type="auto" w:w="0"/>
-        <w:tblLook w:firstColumn="1" w:firstRow="1" w:lastColumn="0" w:lastRow="0" w:noHBand="0" w:noVBand="1" w:val="04A0"/>
-        <w:tblCellMar>
-          <w:top w:w="80" w:type="dxa"/>
-          <w:left w:w="120" w:type="dxa"/>
-          <w:bottom w:w="80" w:type="dxa"/>
-          <w:right w:w="120" w:type="dxa"/>
-        </w:tblCellMar>
-      </w:tblPr>
-      <w:tblGrid>
-        <w:gridCol w:w="8788"/>
-      </w:tblGrid>
-      <w:tr>
-        <w:tc>
-          <w:tcPr>
-            <w:tcW w:type="dxa" w:w="8788"/>
-            <w:shd w:val="clear" w:fill="F7F7F7"/>
-          </w:tcPr>
-          <w:p>
-            <w:pPr>
-              <w:spacing w:line="312" w:lineRule="auto"/>
-            </w:pPr>
-            <w:r>
-              <w:rPr>
-                <w:rFonts w:ascii="Courier New" w:hAnsi="Courier New" w:eastAsia="宋体"/>
-                <w:sz w:val="18"/>
-              </w:rPr>
-              <w:t>┌────────────────── ESP32-P4X-Function-EV-Board ──────────────────┐</w:t>
-            </w:r>
-            <w:r>
-              <w:br/>
-            </w:r>
-            <w:r>
-              <w:rPr>
-                <w:rFonts w:ascii="Courier New" w:hAnsi="Courier New" w:eastAsia="宋体"/>
-                <w:sz w:val="18"/>
-              </w:rPr>
-              <w:t>│  GT911 触摸 ──I2C──┐              ┌─MIPI-DSI→ EK79007 1024×600  │</w:t>
-            </w:r>
-            <w:r>
-              <w:br/>
-            </w:r>
-            <w:r>
-              <w:rPr>
-                <w:rFonts w:ascii="Courier New" w:hAnsi="Courier New" w:eastAsia="宋体"/>
-                <w:sz w:val="18"/>
-              </w:rPr>
-              <w:t>│                     │              │  (framebuffer → LVGL UI)    │</w:t>
-            </w:r>
-            <w:r>
-              <w:br/>
-            </w:r>
-            <w:r>
-              <w:rPr>
-                <w:rFonts w:ascii="Courier New" w:hAnsi="Courier New" w:eastAsia="宋体"/>
-                <w:sz w:val="18"/>
-              </w:rPr>
-              <w:t>│  SC2336 摄像头 ─CSI─┤  ESP32-P4 (openvela / NuttX)              │</w:t>
-            </w:r>
-            <w:r>
-              <w:br/>
-            </w:r>
-            <w:r>
-              <w:rPr>
-                <w:rFonts w:ascii="Courier New" w:hAnsi="Courier New" w:eastAsia="宋体"/>
-                <w:sz w:val="18"/>
-              </w:rPr>
-              <w:t>│   (V4L2 RGB565)     │  芯片层 chips/esp32p4 + 板级 board/esp32p4 │</w:t>
-            </w:r>
-            <w:r>
-              <w:br/>
-            </w:r>
-            <w:r>
-              <w:rPr>
-                <w:rFonts w:ascii="Courier New" w:hAnsi="Courier New" w:eastAsia="宋体"/>
-                <w:sz w:val="18"/>
-              </w:rPr>
-              <w:t>│  ES8311 音频 ─I2S───┤  智能家居应用 demos/smart_home：           │</w:t>
-            </w:r>
-            <w:r>
-              <w:br/>
-            </w:r>
-            <w:r>
-              <w:rPr>
-                <w:rFonts w:ascii="Courier New" w:hAnsi="Courier New" w:eastAsia="宋体"/>
-                <w:sz w:val="18"/>
-              </w:rPr>
-              <w:t>│   (codec+GDMA)      │   LVGL 中控 UI / 米家接入 / cAGENT 对话    │</w:t>
-            </w:r>
-            <w:r>
-              <w:br/>
-            </w:r>
-            <w:r>
-              <w:rPr>
-                <w:rFonts w:ascii="Courier New" w:hAnsi="Courier New" w:eastAsia="宋体"/>
-                <w:sz w:val="18"/>
-              </w:rPr>
-              <w:t>│  SPI Flash─LittleFS─┘   / 摄像头预览通路                         │</w:t>
-            </w:r>
-            <w:r>
-              <w:br/>
-            </w:r>
-            <w:r>
-              <w:rPr>
-                <w:rFonts w:ascii="Courier New" w:hAnsi="Courier New" w:eastAsia="宋体"/>
-                <w:sz w:val="18"/>
-              </w:rPr>
-              <w:t>│                         └────┬──────────┘                       │</w:t>
-            </w:r>
-            <w:r>
-              <w:br/>
-            </w:r>
-            <w:r>
-              <w:rPr>
-                <w:rFonts w:ascii="Courier New" w:hAnsi="Courier New" w:eastAsia="宋体"/>
-                <w:sz w:val="18"/>
-              </w:rPr>
-              <w:t>│                 SDIO + ESP-Hosted                                │</w:t>
-            </w:r>
-            <w:r>
-              <w:br/>
-            </w:r>
-            <w:r>
-              <w:rPr>
-                <w:rFonts w:ascii="Courier New" w:hAnsi="Courier New" w:eastAsia="宋体"/>
-                <w:sz w:val="18"/>
-              </w:rPr>
-              <w:t>│        ESP32-C6 (WiFi 协处理器) ──WLAN──&gt; DeepSeek 云端模型 API   │</w:t>
-            </w:r>
-            <w:r>
-              <w:br/>
-            </w:r>
-            <w:r>
-              <w:rPr>
-                <w:rFonts w:ascii="Courier New" w:hAnsi="Courier New" w:eastAsia="宋体"/>
-                <w:sz w:val="18"/>
-              </w:rPr>
-              <w:t>└─────────────────────────────────────────────────────────────────┘</w:t>
-            </w:r>
-          </w:p>
-        </w:tc>
-      </w:tr>
-    </w:tbl>
-    <w:p>
-      <w:pPr>
-        <w:spacing w:after="40"/>
-      </w:pPr>
-    </w:p>
-    <w:p>
-      <w:pPr>
-        <w:pStyle w:val="Heading3"/>
-      </w:pPr>
-      <w:r>
-        <w:t>方案论证与选型</w:t>
-      </w:r>
-    </w:p>
-    <w:p>
-      <w:pPr>
-        <w:spacing w:line="312" w:lineRule="auto" w:after="80"/>
-        <w:jc w:val="both"/>
-      </w:pPr>
-      <w:r>
-        <w:rPr>
-          <w:rFonts w:ascii="Times New Roman" w:hAnsi="Times New Roman" w:eastAsia="宋体"/>
-          <w:b w:val="0"/>
-          <w:i w:val="0"/>
-          <w:color w:val="000000"/>
-          <w:sz w:val="24"/>
-        </w:rPr>
-        <w:t>开发板选型：ESP32-P4 相对 ESP32-S3 的跨度（RISC-V 双核 400MHz、MIPI DSI/CSI、内置 EMAC、PSRAM）正是“新硬件适配”的价值所在；官方 EV Board 自带 C6 协处理器与 7 英寸屏接口，适合中控形态。</w:t>
-      </w:r>
-    </w:p>
-    <w:p>
-      <w:pPr>
-        <w:spacing w:line="312" w:lineRule="auto" w:after="80"/>
-        <w:jc w:val="both"/>
-      </w:pPr>
-      <w:r>
-        <w:rPr>
-          <w:rFonts w:ascii="Times New Roman" w:hAnsi="Times New Roman" w:eastAsia="宋体"/>
-          <w:b w:val="0"/>
-          <w:i w:val="0"/>
-          <w:color w:val="000000"/>
-          <w:sz w:val="24"/>
-        </w:rPr>
-        <w:t>适配路线：Route A（本仓自带 chips/ + board/，manifest 映射进构建树）对比 Route B（改 vendor 公共仓）——Route A 允许比赛期间零侵入公共仓、全部变更可审阅地收敛在专属仓内，获奖后再上游化。</w:t>
-      </w:r>
-    </w:p>
-    <w:p>
-      <w:pPr>
-        <w:spacing w:line="312" w:lineRule="auto" w:after="80"/>
-        <w:jc w:val="both"/>
-      </w:pPr>
-      <w:r>
-        <w:rPr>
-          <w:rFonts w:ascii="Times New Roman" w:hAnsi="Times New Roman" w:eastAsia="宋体"/>
-          <w:b w:val="0"/>
-          <w:i w:val="0"/>
-          <w:color w:val="000000"/>
-          <w:sz w:val="24"/>
-        </w:rPr>
-        <w:t>端/云职责划分：端侧负责 UI、设备控制、媒体通路与本地资源；云端负责大模型对话（cAGENT 经 TLS 调用 DeepSeek API）。断网/弱网降级：UI 与设备控制不依赖网络，离线模式仍可运行。</w:t>
-      </w:r>
-    </w:p>
-    <w:p>
-      <w:pPr>
-        <w:spacing w:line="312" w:lineRule="auto" w:after="80"/>
-        <w:jc w:val="both"/>
-      </w:pPr>
-      <w:r>
-        <w:rPr>
-          <w:rFonts w:ascii="Times New Roman" w:hAnsi="Times New Roman" w:eastAsia="宋体"/>
-          <w:b w:val="0"/>
-          <w:i w:val="0"/>
-          <w:color w:val="000000"/>
-          <w:sz w:val="24"/>
-        </w:rPr>
-        <w:t>网络双通路：C6 WiFi（已真机验收）与板载以太网（方案+代码就绪）互为备选。</w:t>
-      </w:r>
-    </w:p>
-    <w:p>
-      <w:pPr>
-        <w:pStyle w:val="Heading3"/>
-      </w:pPr>
-      <w:r>
-        <w:t>关键模块设计</w:t>
-      </w:r>
-    </w:p>
-    <w:p>
-      <w:pPr>
-        <w:spacing w:line="312" w:lineRule="auto" w:after="80"/>
-        <w:jc w:val="both"/>
-      </w:pPr>
-      <w:r>
-        <w:rPr>
-          <w:rFonts w:ascii="Times New Roman" w:hAnsi="Times New Roman" w:eastAsia="宋体"/>
-          <w:b w:val="0"/>
-          <w:i w:val="0"/>
-          <w:color w:val="000000"/>
-          <w:sz w:val="24"/>
-        </w:rPr>
-        <w:t>显示通路：MIPI-DSI Host（芯片层 esp_mipi_dsi/dpi_panel）→ EK79007 面板 DCS 初始化 → PSRAM framebuffer → NuttX /dev/fb0 → LVGL；</w:t>
-      </w:r>
-    </w:p>
-    <w:p>
-      <w:pPr>
-        <w:spacing w:line="312" w:lineRule="auto" w:after="80"/>
-        <w:jc w:val="both"/>
-      </w:pPr>
-      <w:r>
-        <w:rPr>
-          <w:rFonts w:ascii="Times New Roman" w:hAnsi="Times New Roman" w:eastAsia="宋体"/>
-          <w:b w:val="0"/>
-          <w:i w:val="0"/>
-          <w:color w:val="000000"/>
-          <w:sz w:val="24"/>
-        </w:rPr>
-        <w:t>摄像头通路：SC2336（SCCB 控制面）→ MIPI CSI-2 → CSI Host/Bridge（ISP 转 RGB565）→ GDMA → V4L2 多缓冲队列；</w:t>
-      </w:r>
-    </w:p>
-    <w:p>
-      <w:pPr>
-        <w:spacing w:line="312" w:lineRule="auto" w:after="80"/>
-        <w:jc w:val="both"/>
-      </w:pPr>
-      <w:r>
-        <w:rPr>
-          <w:rFonts w:ascii="Times New Roman" w:hAnsi="Times New Roman" w:eastAsia="宋体"/>
-          <w:b w:val="0"/>
-          <w:i w:val="0"/>
-          <w:color w:val="000000"/>
-          <w:sz w:val="24"/>
-        </w:rPr>
-        <w:t>网络通路：C6 分层（芯片层 SDIO 传输 + ESP-Hosted 协议 + 板级装配 + net_driver_s 注册 wlan0），应用层显式 DHCP/DNS/TLS；</w:t>
-      </w:r>
-    </w:p>
-    <w:p>
-      <w:pPr>
-        <w:spacing w:line="312" w:lineRule="auto" w:after="80"/>
-        <w:jc w:val="both"/>
-      </w:pPr>
-      <w:r>
-        <w:rPr>
-          <w:rFonts w:ascii="Times New Roman" w:hAnsi="Times New Roman" w:eastAsia="宋体"/>
-          <w:b w:val="0"/>
-          <w:i w:val="0"/>
-          <w:color w:val="000000"/>
-          <w:sz w:val="24"/>
-        </w:rPr>
-        <w:t>米家接入（miloco）：设备卡片、控制抽屉、摄像机 spec 拉取（带重试与响应缓冲调优）。</w:t>
-      </w:r>
-    </w:p>
-    <w:p>
-      <w:pPr>
-        <w:pStyle w:val="Heading2"/>
-      </w:pPr>
-      <w:r>
-        <w:t>3.3 核心算法与技术原理</w:t>
-      </w:r>
-    </w:p>
-    <w:p>
-      <w:pPr>
-        <w:pStyle w:val="Heading3"/>
-      </w:pPr>
-      <w:r>
-        <w:t>AI 算法实现</w:t>
-      </w:r>
-    </w:p>
-    <w:p>
-      <w:pPr>
-        <w:spacing w:line="312" w:lineRule="auto" w:after="80"/>
-        <w:ind w:firstLine="480"/>
-        <w:jc w:val="both"/>
-      </w:pPr>
-      <w:r>
-        <w:rPr>
-          <w:rFonts w:ascii="Times New Roman" w:hAnsi="Times New Roman" w:eastAsia="宋体"/>
-          <w:b w:val="0"/>
-          <w:i w:val="0"/>
-          <w:color w:val="000000"/>
-          <w:sz w:val="24"/>
-        </w:rPr>
-        <w:t>云端模型：应用内 cAGENT 对话代理经 C6 WiFi → TLS → DeepSeek 云端模型 API 完成自然语言交互与设备控制意图解析（开放平台标准接口与 API Key 鉴权，密钥仅存设备侧 secrets 配置、不入库）。真机已验证完整闭环：TLS 握手、请求与响应全通，并支撑米家 Agent 工具控制（LLM→miot_device_list→miot_device_control→摄像机真实执行，2026-09-20 七层排障闭环达成）。</w:t>
-      </w:r>
-    </w:p>
-    <w:p>
-      <w:pPr>
-        <w:spacing w:line="312" w:lineRule="auto" w:after="80"/>
-        <w:ind w:firstLine="480"/>
-        <w:jc w:val="both"/>
-      </w:pPr>
-      <w:r>
-        <w:rPr>
-          <w:rFonts w:ascii="Times New Roman" w:hAnsi="Times New Roman" w:eastAsia="宋体"/>
-          <w:b w:val="0"/>
-          <w:i w:val="0"/>
-          <w:color w:val="000000"/>
-          <w:sz w:val="24"/>
-        </w:rPr>
-        <w:t>端侧执行：设备控制、UI 状态机、媒体通路均在端侧实时完成，不依赖云端往返。</w:t>
-      </w:r>
-    </w:p>
-    <w:p>
-      <w:pPr>
-        <w:pStyle w:val="Heading3"/>
-      </w:pPr>
-      <w:r>
-        <w:t>关键机制设计</w:t>
-      </w:r>
-    </w:p>
-    <w:p>
-      <w:pPr>
-        <w:spacing w:line="312" w:lineRule="auto" w:after="80"/>
-        <w:jc w:val="both"/>
-      </w:pPr>
-      <w:r>
-        <w:rPr>
-          <w:rFonts w:ascii="Times New Roman" w:hAnsi="Times New Roman" w:eastAsia="宋体"/>
-          <w:b w:val="0"/>
-          <w:i w:val="0"/>
-          <w:color w:val="000000"/>
-          <w:sz w:val="24"/>
-        </w:rPr>
-        <w:t>probe-first 三级证据分级（枚举成功 ≠ 数据有效 ≠ 时序/业务达标），用于所有外设域的验收判定，避免“点亮即通过”的误判；</w:t>
-      </w:r>
-    </w:p>
-    <w:p>
-      <w:pPr>
-        <w:spacing w:line="312" w:lineRule="auto" w:after="80"/>
-        <w:jc w:val="both"/>
-      </w:pPr>
-      <w:r>
-        <w:rPr>
-          <w:rFonts w:ascii="Times New Roman" w:hAnsi="Times New Roman" w:eastAsia="宋体"/>
-          <w:b w:val="0"/>
-          <w:i w:val="0"/>
-          <w:color w:val="000000"/>
-          <w:sz w:val="24"/>
-        </w:rPr>
-        <w:t>CSI/Bridge/GDMA 数据面调度：多缓冲 V4L2 队列 + 完成帧统一编号（nuttx patch 0001）保证序号连续可审计；</w:t>
-      </w:r>
-    </w:p>
-    <w:p>
-      <w:pPr>
-        <w:spacing w:line="312" w:lineRule="auto" w:after="80"/>
-        <w:jc w:val="both"/>
-      </w:pPr>
-      <w:r>
-        <w:rPr>
-          <w:rFonts w:ascii="Times New Roman" w:hAnsi="Times New Roman" w:eastAsia="宋体"/>
-          <w:b w:val="0"/>
-          <w:i w:val="0"/>
-          <w:color w:val="000000"/>
-          <w:sz w:val="24"/>
-        </w:rPr>
-        <w:t>网络栈缓冲调优：IOB 池扩容（96→256 缓冲/16→32 链）与 esp-hosted RX 配额扩容（8→32）修复米家 spec 多帧大响应被整帧丢弃的问题。</w:t>
-      </w:r>
-    </w:p>
-    <w:p>
-      <w:pPr>
-        <w:pStyle w:val="Heading3"/>
-      </w:pPr>
-      <w:r>
-        <w:t>openvela 系统能力的深度运用</w:t>
-      </w:r>
-    </w:p>
-    <w:p>
-      <w:pPr>
-        <w:spacing w:line="312" w:lineRule="auto" w:after="80"/>
-        <w:jc w:val="both"/>
-      </w:pPr>
-      <w:r>
-        <w:rPr>
-          <w:rFonts w:ascii="Times New Roman" w:hAnsi="Times New Roman" w:eastAsia="宋体"/>
-          <w:b w:val="0"/>
-          <w:i w:val="0"/>
-          <w:color w:val="000000"/>
-          <w:sz w:val="24"/>
-        </w:rPr>
-        <w:t>图形：NuttX framebuffer 子系统（/dev/fb0 + FBIO_UPDATE）+ LVGL；</w:t>
-      </w:r>
-    </w:p>
-    <w:p>
-      <w:pPr>
-        <w:spacing w:line="312" w:lineRule="auto" w:after="80"/>
-        <w:jc w:val="both"/>
-      </w:pPr>
-      <w:r>
-        <w:rPr>
-          <w:rFonts w:ascii="Times New Roman" w:hAnsi="Times New Roman" w:eastAsia="宋体"/>
-          <w:b w:val="0"/>
-          <w:i w:val="0"/>
-          <w:color w:val="000000"/>
-          <w:sz w:val="24"/>
-        </w:rPr>
-        <w:t>多媒体：V4L2 视频子系统（RGB565 采集）、NuttX audio 子系统（ES8311 lower-half + I2S/GDMA）、LittleFS 文件系统（MTD 分区）；</w:t>
-      </w:r>
-    </w:p>
-    <w:p>
-      <w:pPr>
-        <w:spacing w:line="312" w:lineRule="auto" w:after="80"/>
-        <w:jc w:val="both"/>
-      </w:pPr>
-      <w:r>
-        <w:rPr>
-          <w:rFonts w:ascii="Times New Roman" w:hAnsi="Times New Roman" w:eastAsia="宋体"/>
-          <w:b w:val="0"/>
-          <w:i w:val="0"/>
-          <w:color w:val="000000"/>
-          <w:sz w:val="24"/>
-        </w:rPr>
-        <w:t>AI：cAGENT 智能体框架对接云端模型；</w:t>
-      </w:r>
-    </w:p>
-    <w:p>
-      <w:pPr>
-        <w:spacing w:line="312" w:lineRule="auto" w:after="80"/>
-        <w:jc w:val="both"/>
-      </w:pPr>
-      <w:r>
-        <w:rPr>
-          <w:rFonts w:ascii="Times New Roman" w:hAnsi="Times New Roman" w:eastAsia="宋体"/>
-          <w:b w:val="0"/>
-          <w:i w:val="0"/>
-          <w:color w:val="000000"/>
-          <w:sz w:val="24"/>
-        </w:rPr>
-        <w:t>对 openvela 的拓展与改进：新增 ESP32-P4 芯片层与板级支持（Route A）、GT911/EK79007 两个通用驱动、ESP-Hosted SDIO 传输层；向 nuttx 公共仓携带 2 个通用修复（V4L2 完成帧序号、imgdata 错误码），具备上游合入价值。</w:t>
+        <w:t>openvela 能力落地：图形（framebuffer + LVGL）、多媒体（V4L2 采集、ES8311 audio lower-half、LittleFS）、AI（cAGENT）三项全部落地；新增 ESP32-P4 芯片层/板级支持、GT911/EK79007 通用驱动与 ESP-Hosted SDIO 传输层，2 个 V4L2 修复具备上游合入价值。</w:t>
       </w:r>
     </w:p>
     <w:p>
@@ -1110,7 +818,7 @@
         <w:pStyle w:val="Heading3"/>
       </w:pPr>
       <w:r>
-        <w:t>软件/固件架构</w:t>
+        <w:t>固件分层</w:t>
       </w:r>
     </w:p>
     <w:tbl>
@@ -1555,66 +1263,7 @@
         <w:pStyle w:val="Heading3"/>
       </w:pPr>
       <w:r>
-        <w:t>数据流与关键流程（以摄像头预览为例）</w:t>
-      </w:r>
-    </w:p>
-    <w:tbl>
-      <w:tblPr>
-        <w:tblStyle w:val="TableGrid"/>
-        <w:tblW w:type="auto" w:w="0"/>
-        <w:tblLook w:firstColumn="1" w:firstRow="1" w:lastColumn="0" w:lastRow="0" w:noHBand="0" w:noVBand="1" w:val="04A0"/>
-        <w:tblCellMar>
-          <w:top w:w="80" w:type="dxa"/>
-          <w:left w:w="120" w:type="dxa"/>
-          <w:bottom w:w="80" w:type="dxa"/>
-          <w:right w:w="120" w:type="dxa"/>
-        </w:tblCellMar>
-      </w:tblPr>
-      <w:tblGrid>
-        <w:gridCol w:w="8788"/>
-      </w:tblGrid>
-      <w:tr>
-        <w:tc>
-          <w:tcPr>
-            <w:tcW w:type="dxa" w:w="8788"/>
-            <w:shd w:val="clear" w:fill="F7F7F7"/>
-          </w:tcPr>
-          <w:p>
-            <w:pPr>
-              <w:spacing w:line="312" w:lineRule="auto"/>
-            </w:pPr>
-            <w:r>
-              <w:rPr>
-                <w:rFonts w:ascii="Courier New" w:hAnsi="Courier New" w:eastAsia="宋体"/>
-                <w:sz w:val="18"/>
-              </w:rPr>
-              <w:t>SC2336 启流(RAW8) → CSI-2 2-lane → CSI Host/ISP(RGB565 转换)</w:t>
-            </w:r>
-            <w:r>
-              <w:br/>
-            </w:r>
-            <w:r>
-              <w:rPr>
-                <w:rFonts w:ascii="Courier New" w:hAnsi="Courier New" w:eastAsia="宋体"/>
-                <w:sz w:val="18"/>
-              </w:rPr>
-              <w:t xml:space="preserve">  → Bridge → GDMA → PSRAM 帧缓冲 → V4L2 队列(video_test/UI 取帧)</w:t>
-            </w:r>
-          </w:p>
-        </w:tc>
-      </w:tr>
-    </w:tbl>
-    <w:p>
-      <w:pPr>
-        <w:spacing w:after="40"/>
-      </w:pPr>
-    </w:p>
-    <w:p>
-      <w:pPr>
-        <w:pStyle w:val="Heading3"/>
-      </w:pPr>
-      <w:r>
-        <w:t>硬件设计与适配（新硬件适配赛道核心得分项）</w:t>
+        <w:t>硬件设计与适配（赛道核心得分项）</w:t>
       </w:r>
     </w:p>
     <w:p>
@@ -1631,7 +1280,7 @@
           <w:color w:val="000000"/>
           <w:sz w:val="24"/>
         </w:rPr>
-        <w:t>是否完成全新硬件平台适配或驱动开发：是。芯片：Espressif ESP32-P4（RISC-V HP 双核 400MHz + LP 核，768KB SRAM，16MB SPI Flash + PSRAM）；开发板：ESP32-P4X-Function-EV-Board（板载 ESP32-C6-MINI-1、7 英寸 EK79007 屏、GT911 触摸、SC2336 摄像头、ES8311 音频、RJ45）。</w:t>
+        <w:t>全新平台适配＝是。芯片 Espressif ESP32-P4（RISC-V HP 双核 400MHz + LP 核，768KB SRAM，16MB Flash + PSRAM）；开发板板载 C6-MINI-1、7 英寸 EK79007 屏、GT911 触摸、SC2336 摄像头、ES8311 音频、RJ45。实物与 UI 实拍照片见附录三。</w:t>
       </w:r>
     </w:p>
     <w:tbl>
@@ -1746,7 +1395,7 @@
                 <w:color w:val="000000"/>
                 <w:sz w:val="21"/>
               </w:rPr>
-              <w:t>MIPI-DSI Host + EK79007</w:t>
+              <w:t>MIPI-DSI + EK79007</w:t>
             </w:r>
           </w:p>
         </w:tc>
@@ -1767,7 +1416,7 @@
                 <w:color w:val="000000"/>
                 <w:sz w:val="21"/>
               </w:rPr>
-              <w:t>芯片层+LCD 驱动</w:t>
+              <w:t>芯片层 + LCD 驱动</w:t>
             </w:r>
           </w:p>
         </w:tc>
@@ -1788,7 +1437,7 @@
                 <w:color w:val="000000"/>
                 <w:sz w:val="21"/>
               </w:rPr>
-              <w:t>通过：色条/framebuffer/LVGL</w:t>
+              <w:t>✅ 色条 / framebuffer / LVGL</w:t>
             </w:r>
           </w:p>
         </w:tc>
@@ -1835,7 +1484,7 @@
                 <w:color w:val="000000"/>
                 <w:sz w:val="21"/>
               </w:rPr>
-              <w:t>input 驱动（I2C）</w:t>
+              <w:t>input（I2C）</w:t>
             </w:r>
           </w:p>
         </w:tc>
@@ -1856,7 +1505,7 @@
                 <w:color w:val="000000"/>
                 <w:sz w:val="21"/>
               </w:rPr>
-              <w:t>通过：单指事件链</w:t>
+              <w:t>✅ 单指事件链 + 触摸交互（LVGL 输入）</w:t>
             </w:r>
           </w:p>
         </w:tc>
@@ -1903,7 +1552,7 @@
                 <w:color w:val="000000"/>
                 <w:sz w:val="21"/>
               </w:rPr>
-              <w:t>芯片层+V4L2</w:t>
+              <w:t>芯片层 + V4L2</w:t>
             </w:r>
           </w:p>
         </w:tc>
@@ -1924,7 +1573,7 @@
                 <w:color w:val="000000"/>
                 <w:sz w:val="21"/>
               </w:rPr>
-              <w:t>通过：300 帧 30fps</w:t>
+              <w:t>✅ 300 帧 30fps + UI 实时预览</w:t>
             </w:r>
           </w:p>
         </w:tc>
@@ -1992,7 +1641,7 @@
                 <w:color w:val="000000"/>
                 <w:sz w:val="21"/>
               </w:rPr>
-              <w:t>通过：至 TLS/模型对话闭环</w:t>
+              <w:t>✅ 至 TLS/模型对话闭环</w:t>
             </w:r>
           </w:p>
         </w:tc>
@@ -2018,7 +1667,7 @@
                 <w:color w:val="000000"/>
                 <w:sz w:val="21"/>
               </w:rPr>
-              <w:t>ES8311</w:t>
+              <w:t>ES8311 音频</w:t>
             </w:r>
           </w:p>
         </w:tc>
@@ -2060,7 +1709,75 @@
                 <w:color w:val="000000"/>
                 <w:sz w:val="21"/>
               </w:rPr>
-              <w:t>通过：codec 初始化</w:t>
+              <w:t>✅ codec 初始化</w:t>
+            </w:r>
+          </w:p>
+        </w:tc>
+      </w:tr>
+      <w:tr>
+        <w:trPr>
+          <w:cantSplit/>
+        </w:trPr>
+        <w:tc>
+          <w:tcPr>
+            <w:tcW w:type="dxa" w:w="2608"/>
+          </w:tcPr>
+          <w:p>
+            <w:pPr>
+              <w:spacing w:line="312" w:lineRule="auto"/>
+              <w:jc w:val="center"/>
+            </w:pPr>
+            <w:r>
+              <w:rPr>
+                <w:rFonts w:ascii="Times New Roman" w:hAnsi="Times New Roman" w:eastAsia="宋体"/>
+                <w:b w:val="0"/>
+                <w:i w:val="0"/>
+                <w:color w:val="000000"/>
+                <w:sz w:val="21"/>
+              </w:rPr>
+              <w:t>SPI Flash / LittleFS</w:t>
+            </w:r>
+          </w:p>
+        </w:tc>
+        <w:tc>
+          <w:tcPr>
+            <w:tcW w:type="dxa" w:w="2268"/>
+          </w:tcPr>
+          <w:p>
+            <w:pPr>
+              <w:spacing w:line="312" w:lineRule="auto"/>
+              <w:jc w:val="left"/>
+            </w:pPr>
+            <w:r>
+              <w:rPr>
+                <w:rFonts w:ascii="Times New Roman" w:hAnsi="Times New Roman" w:eastAsia="宋体"/>
+                <w:b w:val="0"/>
+                <w:i w:val="0"/>
+                <w:color w:val="000000"/>
+                <w:sz w:val="21"/>
+              </w:rPr>
+              <w:t>存储</w:t>
+            </w:r>
+          </w:p>
+        </w:tc>
+        <w:tc>
+          <w:tcPr>
+            <w:tcW w:type="dxa" w:w="3912"/>
+          </w:tcPr>
+          <w:p>
+            <w:pPr>
+              <w:spacing w:line="312" w:lineRule="auto"/>
+              <w:jc w:val="left"/>
+            </w:pPr>
+            <w:r>
+              <w:rPr>
+                <w:rFonts w:ascii="Times New Roman" w:hAnsi="Times New Roman" w:eastAsia="宋体"/>
+                <w:b w:val="0"/>
+                <w:i w:val="0"/>
+                <w:color w:val="000000"/>
+                <w:sz w:val="21"/>
+              </w:rPr>
+              <w:t>✅ /data 挂载 + 字体预加载</w:t>
             </w:r>
           </w:p>
         </w:tc>
@@ -2128,7 +1845,7 @@
                 <w:color w:val="000000"/>
                 <w:sz w:val="21"/>
               </w:rPr>
-              <w:t>代码就绪待真机</w:t>
+              <w:t>驱动就绪，与 C6 WiFi 互为备选通路（真机验收待补）</w:t>
             </w:r>
           </w:p>
         </w:tc>
@@ -2154,75 +1871,7 @@
                 <w:color w:val="000000"/>
                 <w:sz w:val="21"/>
               </w:rPr>
-              <w:t>SPI Flash/LittleFS</w:t>
-            </w:r>
-          </w:p>
-        </w:tc>
-        <w:tc>
-          <w:tcPr>
-            <w:tcW w:type="dxa" w:w="2268"/>
-          </w:tcPr>
-          <w:p>
-            <w:pPr>
-              <w:spacing w:line="312" w:lineRule="auto"/>
-              <w:jc w:val="left"/>
-            </w:pPr>
-            <w:r>
-              <w:rPr>
-                <w:rFonts w:ascii="Times New Roman" w:hAnsi="Times New Roman" w:eastAsia="宋体"/>
-                <w:b w:val="0"/>
-                <w:i w:val="0"/>
-                <w:color w:val="000000"/>
-                <w:sz w:val="21"/>
-              </w:rPr>
-              <w:t>存储</w:t>
-            </w:r>
-          </w:p>
-        </w:tc>
-        <w:tc>
-          <w:tcPr>
-            <w:tcW w:type="dxa" w:w="3912"/>
-          </w:tcPr>
-          <w:p>
-            <w:pPr>
-              <w:spacing w:line="312" w:lineRule="auto"/>
-              <w:jc w:val="left"/>
-            </w:pPr>
-            <w:r>
-              <w:rPr>
-                <w:rFonts w:ascii="Times New Roman" w:hAnsi="Times New Roman" w:eastAsia="宋体"/>
-                <w:b w:val="0"/>
-                <w:i w:val="0"/>
-                <w:color w:val="000000"/>
-                <w:sz w:val="21"/>
-              </w:rPr>
-              <w:t>通过：/data 挂载</w:t>
-            </w:r>
-          </w:p>
-        </w:tc>
-      </w:tr>
-      <w:tr>
-        <w:trPr>
-          <w:cantSplit/>
-        </w:trPr>
-        <w:tc>
-          <w:tcPr>
-            <w:tcW w:type="dxa" w:w="2608"/>
-          </w:tcPr>
-          <w:p>
-            <w:pPr>
-              <w:spacing w:line="312" w:lineRule="auto"/>
-              <w:jc w:val="center"/>
-            </w:pPr>
-            <w:r>
-              <w:rPr>
-                <w:rFonts w:ascii="Times New Roman" w:hAnsi="Times New Roman" w:eastAsia="宋体"/>
-                <w:b w:val="0"/>
-                <w:i w:val="0"/>
-                <w:color w:val="000000"/>
-                <w:sz w:val="21"/>
-              </w:rPr>
-              <w:t>GPIO/UART/USB Console</w:t>
+              <w:t>GPIO / UART / USB Console</w:t>
             </w:r>
           </w:p>
         </w:tc>
@@ -2264,7 +1913,7 @@
                 <w:color w:val="000000"/>
                 <w:sz w:val="21"/>
               </w:rPr>
-              <w:t>通过：NSH</w:t>
+              <w:t>✅ NSH</w:t>
             </w:r>
           </w:p>
         </w:tc>
@@ -2277,91 +1926,10 @@
     </w:p>
     <w:p>
       <w:pPr>
-        <w:spacing w:line="312" w:lineRule="auto" w:after="80"/>
-        <w:ind w:firstLine="480"/>
-        <w:jc w:val="both"/>
-      </w:pPr>
-      <w:r>
-        <w:rPr>
-          <w:rFonts w:ascii="Times New Roman" w:hAnsi="Times New Roman" w:eastAsia="宋体"/>
-          <w:b w:val="0"/>
-          <w:i w:val="0"/>
-          <w:color w:val="000000"/>
-          <w:sz w:val="24"/>
-        </w:rPr>
-        <w:t>适配难点与解决方案（代表案例，完整闭环见 competition/ 各证据文档）：</w:t>
-      </w:r>
-    </w:p>
-    <w:p>
-      <w:pPr>
-        <w:spacing w:line="312" w:lineRule="auto" w:after="80"/>
-        <w:jc w:val="both"/>
-      </w:pPr>
-      <w:r>
-        <w:rPr>
-          <w:rFonts w:ascii="Times New Roman" w:hAnsi="Times New Roman" w:eastAsia="宋体"/>
-          <w:b w:val="0"/>
-          <w:i w:val="0"/>
-          <w:color w:val="000000"/>
-          <w:sz w:val="24"/>
-        </w:rPr>
-        <w:t>（1）DSI 黑屏：DBI 命令模式 LP 传输配置错误致面板黑屏——定位到 cmd_mode_cfg 复位值使命令走了 HS 通道，修复后双路径视觉验收通过；</w:t>
-      </w:r>
-    </w:p>
-    <w:p>
-      <w:pPr>
-        <w:spacing w:line="312" w:lineRule="auto" w:after="80"/>
-        <w:jc w:val="both"/>
-      </w:pPr>
-      <w:r>
-        <w:rPr>
-          <w:rFonts w:ascii="Times New Roman" w:hAnsi="Times New Roman" w:eastAsia="宋体"/>
-          <w:b w:val="0"/>
-          <w:i w:val="0"/>
-          <w:color w:val="000000"/>
-          <w:sz w:val="24"/>
-        </w:rPr>
-        <w:t>（2）C6 SetConfig 超时：两轮排查证伪持久化假设后，定位为旧版 C6 固件对缺失 threshold/pmf_cfg 嵌套消息不判空崩溃——按官方主机行为补齐默认消息并以先失败后通过的回归用例验证；</w:t>
-      </w:r>
-    </w:p>
-    <w:p>
-      <w:pPr>
-        <w:spacing w:line="312" w:lineRule="auto" w:after="80"/>
-        <w:jc w:val="both"/>
-      </w:pPr>
-      <w:r>
-        <w:rPr>
-          <w:rFonts w:ascii="Times New Roman" w:hAnsi="Times New Roman" w:eastAsia="宋体"/>
-          <w:b w:val="0"/>
-          <w:i w:val="0"/>
-          <w:color w:val="000000"/>
-          <w:sz w:val="24"/>
-        </w:rPr>
-        <w:t>（3）CSI 首帧丢失：首帧 Bridge→GDMA 不传输——扩大 DT 过滤范围并统一完成帧编号（nuttx patch），300 帧日志 sequence_gaps=0 复测通过；</w:t>
-      </w:r>
-    </w:p>
-    <w:p>
-      <w:pPr>
-        <w:spacing w:line="312" w:lineRule="auto" w:after="80"/>
-        <w:jc w:val="both"/>
-      </w:pPr>
-      <w:r>
-        <w:rPr>
-          <w:rFonts w:ascii="Times New Roman" w:hAnsi="Times New Roman" w:eastAsia="宋体"/>
-          <w:b w:val="0"/>
-          <w:i w:val="0"/>
-          <w:color w:val="000000"/>
-          <w:sz w:val="24"/>
-        </w:rPr>
-        <w:t>（4）米家链路七层叠放问题（2026-09-20 单日闭环）：从 UI 可点击性、spec 重试、抽屉竞态、RX 配额、响应缓冲、cJSON 堆风暴到 UTF-8 截断逐层修复，最终达成 UI 手动控制 + Agent 工具控制摄像机完整闭环。</w:t>
-      </w:r>
-    </w:p>
-    <w:p>
-      <w:pPr>
         <w:pStyle w:val="Heading3"/>
       </w:pPr>
       <w:r>
-        <w:t>应用/交互端设计</w:t>
+        <w:t>代表性问题闭环（完整过程见 competition/ 证据文档）</w:t>
       </w:r>
     </w:p>
     <w:p>
@@ -2378,7 +1946,75 @@
           <w:color w:val="000000"/>
           <w:sz w:val="24"/>
         </w:rPr>
-        <w:t>LVGL 1024×600 横屏中控 UI（light-calm 浅色主题、设备卡片、控制抽屉、完整 MiSans 中文字体）；无移动端（米家 App 为既有生态，通过米家云对接）。</w:t>
+        <w:t>代表性问题闭环（完整过程见 competition/ 对应证据文档）：</w:t>
+      </w:r>
+    </w:p>
+    <w:p>
+      <w:pPr>
+        <w:spacing w:line="312" w:lineRule="auto" w:after="80"/>
+        <w:ind w:left="600" w:hanging="600"/>
+        <w:jc w:val="both"/>
+      </w:pPr>
+      <w:r>
+        <w:rPr>
+          <w:rFonts w:ascii="Times New Roman" w:hAnsi="Times New Roman" w:eastAsia="宋体"/>
+          <w:b w:val="0"/>
+          <w:i w:val="0"/>
+          <w:color w:val="000000"/>
+          <w:sz w:val="24"/>
+        </w:rPr>
+        <w:t>（1）DSI 黑屏：DBI 命令 LP 传输配置错误——cmd_mode_cfg 复位值使命令走 HS 通道，修复后双路径视觉验收通过。</w:t>
+      </w:r>
+    </w:p>
+    <w:p>
+      <w:pPr>
+        <w:spacing w:line="312" w:lineRule="auto" w:after="80"/>
+        <w:ind w:left="600" w:hanging="600"/>
+        <w:jc w:val="both"/>
+      </w:pPr>
+      <w:r>
+        <w:rPr>
+          <w:rFonts w:ascii="Times New Roman" w:hAnsi="Times New Roman" w:eastAsia="宋体"/>
+          <w:b w:val="0"/>
+          <w:i w:val="0"/>
+          <w:color w:val="000000"/>
+          <w:sz w:val="24"/>
+        </w:rPr>
+        <w:t>（2）C6 SetConfig 超时：旧版固件对缺失 threshold/pmf_cfg 嵌套消息不判空崩溃——按官方主机行为补齐默认消息，配先失败后通过的回归用例。</w:t>
+      </w:r>
+    </w:p>
+    <w:p>
+      <w:pPr>
+        <w:spacing w:line="312" w:lineRule="auto" w:after="80"/>
+        <w:ind w:left="600" w:hanging="600"/>
+        <w:jc w:val="both"/>
+      </w:pPr>
+      <w:r>
+        <w:rPr>
+          <w:rFonts w:ascii="Times New Roman" w:hAnsi="Times New Roman" w:eastAsia="宋体"/>
+          <w:b w:val="0"/>
+          <w:i w:val="0"/>
+          <w:color w:val="000000"/>
+          <w:sz w:val="24"/>
+        </w:rPr>
+        <w:t>（3）CSI 首帧丢失：扩大 DT 过滤范围 + 完成帧统一编号，300 帧 sequence_gaps=0。</w:t>
+      </w:r>
+    </w:p>
+    <w:p>
+      <w:pPr>
+        <w:spacing w:line="312" w:lineRule="auto" w:after="80"/>
+        <w:ind w:left="600" w:hanging="600"/>
+        <w:jc w:val="both"/>
+      </w:pPr>
+      <w:r>
+        <w:rPr>
+          <w:rFonts w:ascii="Times New Roman" w:hAnsi="Times New Roman" w:eastAsia="宋体"/>
+          <w:b w:val="0"/>
+          <w:i w:val="0"/>
+          <w:color w:val="000000"/>
+          <w:sz w:val="24"/>
+        </w:rPr>
+        <w:t>（4）米家七层叠放问题（单日闭环）：UI 可点击性→spec 重试→抽屉竞态→RX 配额→响应缓冲→cJSON 堆风暴→UTF-8 截断逐层修复，达成完整控制闭环。</w:t>
       </w:r>
     </w:p>
     <w:p>
@@ -2386,7 +2022,7 @@
         <w:pStyle w:val="Heading3"/>
       </w:pPr>
       <w:r>
-        <w:t>自定义 Skill（至少 1 个，硬性要求）</w:t>
+        <w:t>应用/交互端（UI）</w:t>
       </w:r>
     </w:p>
     <w:p>
@@ -2403,15 +2039,92 @@
           <w:color w:val="000000"/>
           <w:sz w:val="24"/>
         </w:rPr>
-        <w:t>已沉淀 3 个（.claude/skills/）：openvela-board-bringup（板级 bring-up 阶段流程/验收/quirks 方法论）、openvela-esp32-workflow（ESP32 构建烧录验证流程）、openvela-git-commit（可审阅提交拆分与中文提交规范）。</w:t>
+        <w:t>LVGL 1024×600 横屏中控 UI，light-calm 浅色主题、完整 MiSans 中文字体，底部导航“首页 / 设备 / 聊天 / 安防 / 更多”；无移动端，通过米家云对接既有生态。各页面实拍见附录三。</w:t>
       </w:r>
     </w:p>
     <w:p>
       <w:pPr>
-        <w:pStyle w:val="Heading2"/>
+        <w:spacing w:line="312" w:lineRule="auto" w:after="80"/>
+        <w:ind w:left="600" w:hanging="600"/>
+        <w:jc w:val="both"/>
       </w:pPr>
       <w:r>
-        <w:t>3.5 系统测试与结果分析</w:t>
+        <w:rPr>
+          <w:rFonts w:ascii="Times New Roman" w:hAnsi="Times New Roman" w:eastAsia="宋体"/>
+          <w:b w:val="0"/>
+          <w:i w:val="0"/>
+          <w:color w:val="000000"/>
+          <w:sz w:val="24"/>
+        </w:rPr>
+        <w:t>（1）首页：日期时间与实时天气、回家模式快捷卡片、米家设备/摄像头 G3/Node 设备等设备卡片与家庭状态汇总。</w:t>
+      </w:r>
+    </w:p>
+    <w:p>
+      <w:pPr>
+        <w:spacing w:line="312" w:lineRule="auto" w:after="80"/>
+        <w:ind w:left="600" w:hanging="600"/>
+        <w:jc w:val="both"/>
+      </w:pPr>
+      <w:r>
+        <w:rPr>
+          <w:rFonts w:ascii="Times New Roman" w:hAnsi="Times New Roman" w:eastAsia="宋体"/>
+          <w:b w:val="0"/>
+          <w:i w:val="0"/>
+          <w:color w:val="000000"/>
+          <w:sz w:val="24"/>
+        </w:rPr>
+        <w:t>（2）更多：智能管家、米家网关、网络设置、系统设置、模型服务、工具与权限、MCP 服务、Node 服务等服务入口。</w:t>
+      </w:r>
+    </w:p>
+    <w:p>
+      <w:pPr>
+        <w:spacing w:line="312" w:lineRule="auto" w:after="80"/>
+        <w:ind w:left="600" w:hanging="600"/>
+        <w:jc w:val="both"/>
+      </w:pPr>
+      <w:r>
+        <w:rPr>
+          <w:rFonts w:ascii="Times New Roman" w:hAnsi="Times New Roman" w:eastAsia="宋体"/>
+          <w:b w:val="0"/>
+          <w:i w:val="0"/>
+          <w:color w:val="000000"/>
+          <w:sz w:val="24"/>
+        </w:rPr>
+        <w:t>（3）我的设备：房间筛选（全部/客厅/卧室）与设备列表，设备卡片支持控制抽屉（单设备 8 条控件）。</w:t>
+      </w:r>
+    </w:p>
+    <w:p>
+      <w:pPr>
+        <w:spacing w:line="312" w:lineRule="auto" w:after="80"/>
+        <w:ind w:left="600" w:hanging="600"/>
+        <w:jc w:val="both"/>
+      </w:pPr>
+      <w:r>
+        <w:rPr>
+          <w:rFonts w:ascii="Times New Roman" w:hAnsi="Times New Roman" w:eastAsia="宋体"/>
+          <w:b w:val="0"/>
+          <w:i w:val="0"/>
+          <w:color w:val="000000"/>
+          <w:sz w:val="24"/>
+        </w:rPr>
+        <w:t>（4）聊天：与 Agent 的自然语言对话，展示 Thinking 过程与回复，支持查询与控制家居设备。</w:t>
+      </w:r>
+    </w:p>
+    <w:p>
+      <w:pPr>
+        <w:spacing w:line="312" w:lineRule="auto" w:after="80"/>
+        <w:ind w:left="600" w:hanging="600"/>
+        <w:jc w:val="both"/>
+      </w:pPr>
+      <w:r>
+        <w:rPr>
+          <w:rFonts w:ascii="Times New Roman" w:hAnsi="Times New Roman" w:eastAsia="宋体"/>
+          <w:b w:val="0"/>
+          <w:i w:val="0"/>
+          <w:color w:val="000000"/>
+          <w:sz w:val="24"/>
+        </w:rPr>
+        <w:t>（5）安防：安防状态与摄像头实时预览（已真机验收）。</w:t>
       </w:r>
     </w:p>
     <w:p>
@@ -2419,7 +2132,7 @@
         <w:pStyle w:val="Heading3"/>
       </w:pPr>
       <w:r>
-        <w:t>测试环境</w:t>
+        <w:t>自定义 Skill</w:t>
       </w:r>
     </w:p>
     <w:p>
@@ -2436,15 +2149,83 @@
           <w:color w:val="000000"/>
           <w:sz w:val="24"/>
         </w:rPr>
-        <w:t>ESP32-P4X-Function-EV-Board 真机；USB Serial/JTAG 串口控制台（115200）；esptool 烧录（16MB Flash）；宿主端回归脚本（scripts/test_hosted_rpc.py、test_openvela_http_write.py）。</w:t>
+        <w:t>已沉淀 3 个（.claude/skills/，可被 Claude Code / Codex 等 AI 工具直接加载）：</w:t>
       </w:r>
     </w:p>
     <w:p>
       <w:pPr>
-        <w:pStyle w:val="Heading3"/>
+        <w:spacing w:line="312" w:lineRule="auto" w:after="80"/>
+        <w:ind w:left="600" w:hanging="600"/>
+        <w:jc w:val="both"/>
       </w:pPr>
       <w:r>
-        <w:t>功能测试</w:t>
+        <w:rPr>
+          <w:rFonts w:ascii="Times New Roman" w:hAnsi="Times New Roman" w:eastAsia="宋体"/>
+          <w:b w:val="0"/>
+          <w:i w:val="0"/>
+          <w:color w:val="000000"/>
+          <w:sz w:val="24"/>
+        </w:rPr>
+        <w:t>（1）openvela-board-bringup：新板/新外设 bring-up 系统流程——源树风格定位、阶段骨架与“四件套”验收、probe-first 规则、板级 quirks 沉淀（含 ESP32-P4X 实例）。</w:t>
+      </w:r>
+    </w:p>
+    <w:p>
+      <w:pPr>
+        <w:spacing w:line="312" w:lineRule="auto" w:after="80"/>
+        <w:ind w:left="600" w:hanging="600"/>
+        <w:jc w:val="both"/>
+      </w:pPr>
+      <w:r>
+        <w:rPr>
+          <w:rFonts w:ascii="Times New Roman" w:hAnsi="Times New Roman" w:eastAsia="宋体"/>
+          <w:b w:val="0"/>
+          <w:i w:val="0"/>
+          <w:color w:val="000000"/>
+          <w:sz w:val="24"/>
+        </w:rPr>
+        <w:t>（2）openvela-esp32-workflow：ESP32 构建、烧录与真机验证流程。</w:t>
+      </w:r>
+    </w:p>
+    <w:p>
+      <w:pPr>
+        <w:spacing w:line="312" w:lineRule="auto" w:after="80"/>
+        <w:ind w:left="600" w:hanging="600"/>
+        <w:jc w:val="both"/>
+      </w:pPr>
+      <w:r>
+        <w:rPr>
+          <w:rFonts w:ascii="Times New Roman" w:hAnsi="Times New Roman" w:eastAsia="宋体"/>
+          <w:b w:val="0"/>
+          <w:i w:val="0"/>
+          <w:color w:val="000000"/>
+          <w:sz w:val="24"/>
+        </w:rPr>
+        <w:t>（3）openvela-git-commit：工作区整理、可审阅提交拆分与中文提交规范。</w:t>
+      </w:r>
+    </w:p>
+    <w:p>
+      <w:pPr>
+        <w:pStyle w:val="Heading2"/>
+      </w:pPr>
+      <w:r>
+        <w:t>3.5 系统测试与结果分析</w:t>
+      </w:r>
+    </w:p>
+    <w:p>
+      <w:pPr>
+        <w:spacing w:line="312" w:lineRule="auto" w:after="80"/>
+        <w:ind w:firstLine="480"/>
+        <w:jc w:val="both"/>
+      </w:pPr>
+      <w:r>
+        <w:rPr>
+          <w:rFonts w:ascii="Times New Roman" w:hAnsi="Times New Roman" w:eastAsia="宋体"/>
+          <w:b w:val="0"/>
+          <w:i w:val="0"/>
+          <w:color w:val="000000"/>
+          <w:sz w:val="24"/>
+        </w:rPr>
+        <w:t>环境：ESP32-P4X 真机，USB Serial/JTAG 控制台，esptool 烧录；宿主端回归脚本 scripts/test_hosted_rpc.py、test_openvela_http_write.py。</w:t>
       </w:r>
     </w:p>
     <w:tbl>
@@ -2462,9 +2243,8 @@
         </w:tblCellMar>
       </w:tblPr>
       <w:tblGrid>
-        <w:gridCol w:w="2929"/>
-        <w:gridCol w:w="2929"/>
-        <w:gridCol w:w="2929"/>
+        <w:gridCol w:w="4394"/>
+        <w:gridCol w:w="4394"/>
       </w:tblGrid>
       <w:tr>
         <w:trPr>
@@ -2473,7 +2253,7 @@
         </w:trPr>
         <w:tc>
           <w:tcPr>
-            <w:tcW w:type="dxa" w:w="1361"/>
+            <w:tcW w:type="dxa" w:w="2041"/>
             <w:shd w:val="clear" w:fill="EFEFEF"/>
           </w:tcPr>
           <w:p>
@@ -2495,29 +2275,7 @@
         </w:tc>
         <w:tc>
           <w:tcPr>
-            <w:tcW w:type="dxa" w:w="3855"/>
-            <w:shd w:val="clear" w:fill="EFEFEF"/>
-          </w:tcPr>
-          <w:p>
-            <w:pPr>
-              <w:spacing w:line="312" w:lineRule="auto"/>
-              <w:jc w:val="center"/>
-            </w:pPr>
-            <w:r>
-              <w:rPr>
-                <w:rFonts w:ascii="Times New Roman" w:hAnsi="Times New Roman" w:eastAsia="黑体"/>
-                <w:b/>
-                <w:i w:val="0"/>
-                <w:color w:val="000000"/>
-                <w:sz w:val="21"/>
-              </w:rPr>
-              <w:t>方法</w:t>
-            </w:r>
-          </w:p>
-        </w:tc>
-        <w:tc>
-          <w:tcPr>
-            <w:tcW w:type="dxa" w:w="3572"/>
+            <w:tcW w:type="dxa" w:w="6746"/>
             <w:shd w:val="clear" w:fill="EFEFEF"/>
           </w:tcPr>
           <w:p>
@@ -2544,7 +2302,7 @@
         </w:trPr>
         <w:tc>
           <w:tcPr>
-            <w:tcW w:type="dxa" w:w="1361"/>
+            <w:tcW w:type="dxa" w:w="2041"/>
           </w:tcPr>
           <w:p>
             <w:pPr>
@@ -2565,7 +2323,7 @@
         </w:tc>
         <w:tc>
           <w:tcPr>
-            <w:tcW w:type="dxa" w:w="3855"/>
+            <w:tcW w:type="dxa" w:w="6746"/>
           </w:tcPr>
           <w:p>
             <w:pPr>
@@ -2580,13 +2338,39 @@
                 <w:color w:val="000000"/>
                 <w:sz w:val="21"/>
               </w:rPr>
-              <w:t>usbconsole/nsh 配置烧录启动</w:t>
+              <w:t>✅ 进入 nsh&gt;，内建命令可用</w:t>
+            </w:r>
+          </w:p>
+        </w:tc>
+      </w:tr>
+      <w:tr>
+        <w:trPr>
+          <w:cantSplit/>
+        </w:trPr>
+        <w:tc>
+          <w:tcPr>
+            <w:tcW w:type="dxa" w:w="2041"/>
+          </w:tcPr>
+          <w:p>
+            <w:pPr>
+              <w:spacing w:line="312" w:lineRule="auto"/>
+              <w:jc w:val="center"/>
+            </w:pPr>
+            <w:r>
+              <w:rPr>
+                <w:rFonts w:ascii="Times New Roman" w:hAnsi="Times New Roman" w:eastAsia="宋体"/>
+                <w:b w:val="0"/>
+                <w:i w:val="0"/>
+                <w:color w:val="000000"/>
+                <w:sz w:val="21"/>
+              </w:rPr>
+              <w:t>显示 / 触摸</w:t>
             </w:r>
           </w:p>
         </w:tc>
         <w:tc>
           <w:tcPr>
-            <w:tcW w:type="dxa" w:w="3572"/>
+            <w:tcW w:type="dxa" w:w="6746"/>
           </w:tcPr>
           <w:p>
             <w:pPr>
@@ -2601,7 +2385,7 @@
                 <w:color w:val="000000"/>
                 <w:sz w:val="21"/>
               </w:rPr>
-              <w:t>通过：进入 nsh&gt;，内建命令可用</w:t>
+              <w:t>✅ 色条→framebuffer→LVGL 首页；单指触摸 + 页面交互</w:t>
             </w:r>
           </w:p>
         </w:tc>
@@ -2612,143 +2396,7 @@
         </w:trPr>
         <w:tc>
           <w:tcPr>
-            <w:tcW w:type="dxa" w:w="1361"/>
-          </w:tcPr>
-          <w:p>
-            <w:pPr>
-              <w:spacing w:line="312" w:lineRule="auto"/>
-              <w:jc w:val="center"/>
-            </w:pPr>
-            <w:r>
-              <w:rPr>
-                <w:rFonts w:ascii="Times New Roman" w:hAnsi="Times New Roman" w:eastAsia="宋体"/>
-                <w:b w:val="0"/>
-                <w:i w:val="0"/>
-                <w:color w:val="000000"/>
-                <w:sz w:val="21"/>
-              </w:rPr>
-              <w:t>显示</w:t>
-            </w:r>
-          </w:p>
-        </w:tc>
-        <w:tc>
-          <w:tcPr>
-            <w:tcW w:type="dxa" w:w="3855"/>
-          </w:tcPr>
-          <w:p>
-            <w:pPr>
-              <w:spacing w:line="312" w:lineRule="auto"/>
-              <w:jc w:val="left"/>
-            </w:pPr>
-            <w:r>
-              <w:rPr>
-                <w:rFonts w:ascii="Times New Roman" w:hAnsi="Times New Roman" w:eastAsia="宋体"/>
-                <w:b w:val="0"/>
-                <w:i w:val="0"/>
-                <w:color w:val="000000"/>
-                <w:sz w:val="21"/>
-              </w:rPr>
-              <w:t>dsi_probe pattern/video、fb 示例、LVGL 首页</w:t>
-            </w:r>
-          </w:p>
-        </w:tc>
-        <w:tc>
-          <w:tcPr>
-            <w:tcW w:type="dxa" w:w="3572"/>
-          </w:tcPr>
-          <w:p>
-            <w:pPr>
-              <w:spacing w:line="312" w:lineRule="auto"/>
-              <w:jc w:val="left"/>
-            </w:pPr>
-            <w:r>
-              <w:rPr>
-                <w:rFonts w:ascii="Times New Roman" w:hAnsi="Times New Roman" w:eastAsia="宋体"/>
-                <w:b w:val="0"/>
-                <w:i w:val="0"/>
-                <w:color w:val="000000"/>
-                <w:sz w:val="21"/>
-              </w:rPr>
-              <w:t>通过：色条/绘制/首屏渲染</w:t>
-            </w:r>
-          </w:p>
-        </w:tc>
-      </w:tr>
-      <w:tr>
-        <w:trPr>
-          <w:cantSplit/>
-        </w:trPr>
-        <w:tc>
-          <w:tcPr>
-            <w:tcW w:type="dxa" w:w="1361"/>
-          </w:tcPr>
-          <w:p>
-            <w:pPr>
-              <w:spacing w:line="312" w:lineRule="auto"/>
-              <w:jc w:val="center"/>
-            </w:pPr>
-            <w:r>
-              <w:rPr>
-                <w:rFonts w:ascii="Times New Roman" w:hAnsi="Times New Roman" w:eastAsia="宋体"/>
-                <w:b w:val="0"/>
-                <w:i w:val="0"/>
-                <w:color w:val="000000"/>
-                <w:sz w:val="21"/>
-              </w:rPr>
-              <w:t>触摸</w:t>
-            </w:r>
-          </w:p>
-        </w:tc>
-        <w:tc>
-          <w:tcPr>
-            <w:tcW w:type="dxa" w:w="3855"/>
-          </w:tcPr>
-          <w:p>
-            <w:pPr>
-              <w:spacing w:line="312" w:lineRule="auto"/>
-              <w:jc w:val="left"/>
-            </w:pPr>
-            <w:r>
-              <w:rPr>
-                <w:rFonts w:ascii="Times New Roman" w:hAnsi="Times New Roman" w:eastAsia="宋体"/>
-                <w:b w:val="0"/>
-                <w:i w:val="0"/>
-                <w:color w:val="000000"/>
-                <w:sz w:val="21"/>
-              </w:rPr>
-              <w:t>gt911_probe 15</w:t>
-            </w:r>
-          </w:p>
-        </w:tc>
-        <w:tc>
-          <w:tcPr>
-            <w:tcW w:type="dxa" w:w="3572"/>
-          </w:tcPr>
-          <w:p>
-            <w:pPr>
-              <w:spacing w:line="312" w:lineRule="auto"/>
-              <w:jc w:val="left"/>
-            </w:pPr>
-            <w:r>
-              <w:rPr>
-                <w:rFonts w:ascii="Times New Roman" w:hAnsi="Times New Roman" w:eastAsia="宋体"/>
-                <w:b w:val="0"/>
-                <w:i w:val="0"/>
-                <w:color w:val="000000"/>
-                <w:sz w:val="21"/>
-              </w:rPr>
-              <w:t>通过：DOWN/MOVE/UP、坐标、面积</w:t>
-            </w:r>
-          </w:p>
-        </w:tc>
-      </w:tr>
-      <w:tr>
-        <w:trPr>
-          <w:cantSplit/>
-        </w:trPr>
-        <w:tc>
-          <w:tcPr>
-            <w:tcW w:type="dxa" w:w="1361"/>
+            <w:tcW w:type="dxa" w:w="2041"/>
           </w:tcPr>
           <w:p>
             <w:pPr>
@@ -2769,7 +2417,7 @@
         </w:tc>
         <w:tc>
           <w:tcPr>
-            <w:tcW w:type="dxa" w:w="3855"/>
+            <w:tcW w:type="dxa" w:w="6746"/>
           </w:tcPr>
           <w:p>
             <w:pPr>
@@ -2784,13 +2432,39 @@
                 <w:color w:val="000000"/>
                 <w:sz w:val="21"/>
               </w:rPr>
-              <w:t>csi_probe raw 10、video_test 300</w:t>
+              <w:t>✅ csi_probe raw 10 内容校验；video_test 300 吞吐达标；UI 实时预览</w:t>
+            </w:r>
+          </w:p>
+        </w:tc>
+      </w:tr>
+      <w:tr>
+        <w:trPr>
+          <w:cantSplit/>
+        </w:trPr>
+        <w:tc>
+          <w:tcPr>
+            <w:tcW w:type="dxa" w:w="2041"/>
+          </w:tcPr>
+          <w:p>
+            <w:pPr>
+              <w:spacing w:line="312" w:lineRule="auto"/>
+              <w:jc w:val="center"/>
+            </w:pPr>
+            <w:r>
+              <w:rPr>
+                <w:rFonts w:ascii="Times New Roman" w:hAnsi="Times New Roman" w:eastAsia="宋体"/>
+                <w:b w:val="0"/>
+                <w:i w:val="0"/>
+                <w:color w:val="000000"/>
+                <w:sz w:val="21"/>
+              </w:rPr>
+              <w:t>WiFi / 云端对话</w:t>
             </w:r>
           </w:p>
         </w:tc>
         <w:tc>
           <w:tcPr>
-            <w:tcW w:type="dxa" w:w="3572"/>
+            <w:tcW w:type="dxa" w:w="6746"/>
           </w:tcPr>
           <w:p>
             <w:pPr>
@@ -2805,7 +2479,7 @@
                 <w:color w:val="000000"/>
                 <w:sz w:val="21"/>
               </w:rPr>
-              <w:t>通过：内容校验与吞吐达标</w:t>
+              <w:t>✅ 关联→DHCP→DNS→TLS 全通，DeepSeek 请求/响应闭环</w:t>
             </w:r>
           </w:p>
         </w:tc>
@@ -2816,143 +2490,7 @@
         </w:trPr>
         <w:tc>
           <w:tcPr>
-            <w:tcW w:type="dxa" w:w="1361"/>
-          </w:tcPr>
-          <w:p>
-            <w:pPr>
-              <w:spacing w:line="312" w:lineRule="auto"/>
-              <w:jc w:val="center"/>
-            </w:pPr>
-            <w:r>
-              <w:rPr>
-                <w:rFonts w:ascii="Times New Roman" w:hAnsi="Times New Roman" w:eastAsia="宋体"/>
-                <w:b w:val="0"/>
-                <w:i w:val="0"/>
-                <w:color w:val="000000"/>
-                <w:sz w:val="21"/>
-              </w:rPr>
-              <w:t>WiFi</w:t>
-            </w:r>
-          </w:p>
-        </w:tc>
-        <w:tc>
-          <w:tcPr>
-            <w:tcW w:type="dxa" w:w="3855"/>
-          </w:tcPr>
-          <w:p>
-            <w:pPr>
-              <w:spacing w:line="312" w:lineRule="auto"/>
-              <w:jc w:val="left"/>
-            </w:pPr>
-            <w:r>
-              <w:rPr>
-                <w:rFonts w:ascii="Times New Roman" w:hAnsi="Times New Roman" w:eastAsia="宋体"/>
-                <w:b w:val="0"/>
-                <w:i w:val="0"/>
-                <w:color w:val="000000"/>
-                <w:sz w:val="21"/>
-              </w:rPr>
-              <w:t>真机关联手机热点 + DHCP/DNS/TLS 日志</w:t>
-            </w:r>
-          </w:p>
-        </w:tc>
-        <w:tc>
-          <w:tcPr>
-            <w:tcW w:type="dxa" w:w="3572"/>
-          </w:tcPr>
-          <w:p>
-            <w:pPr>
-              <w:spacing w:line="312" w:lineRule="auto"/>
-              <w:jc w:val="left"/>
-            </w:pPr>
-            <w:r>
-              <w:rPr>
-                <w:rFonts w:ascii="Times New Roman" w:hAnsi="Times New Roman" w:eastAsia="宋体"/>
-                <w:b w:val="0"/>
-                <w:i w:val="0"/>
-                <w:color w:val="000000"/>
-                <w:sz w:val="21"/>
-              </w:rPr>
-              <w:t>通过：各阶段日志证据</w:t>
-            </w:r>
-          </w:p>
-        </w:tc>
-      </w:tr>
-      <w:tr>
-        <w:trPr>
-          <w:cantSplit/>
-        </w:trPr>
-        <w:tc>
-          <w:tcPr>
-            <w:tcW w:type="dxa" w:w="1361"/>
-          </w:tcPr>
-          <w:p>
-            <w:pPr>
-              <w:spacing w:line="312" w:lineRule="auto"/>
-              <w:jc w:val="center"/>
-            </w:pPr>
-            <w:r>
-              <w:rPr>
-                <w:rFonts w:ascii="Times New Roman" w:hAnsi="Times New Roman" w:eastAsia="宋体"/>
-                <w:b w:val="0"/>
-                <w:i w:val="0"/>
-                <w:color w:val="000000"/>
-                <w:sz w:val="21"/>
-              </w:rPr>
-              <w:t>云端对话</w:t>
-            </w:r>
-          </w:p>
-        </w:tc>
-        <w:tc>
-          <w:tcPr>
-            <w:tcW w:type="dxa" w:w="3855"/>
-          </w:tcPr>
-          <w:p>
-            <w:pPr>
-              <w:spacing w:line="312" w:lineRule="auto"/>
-              <w:jc w:val="left"/>
-            </w:pPr>
-            <w:r>
-              <w:rPr>
-                <w:rFonts w:ascii="Times New Roman" w:hAnsi="Times New Roman" w:eastAsia="宋体"/>
-                <w:b w:val="0"/>
-                <w:i w:val="0"/>
-                <w:color w:val="000000"/>
-                <w:sz w:val="21"/>
-              </w:rPr>
-              <w:t>真机 TLS 握手/请求/响应</w:t>
-            </w:r>
-          </w:p>
-        </w:tc>
-        <w:tc>
-          <w:tcPr>
-            <w:tcW w:type="dxa" w:w="3572"/>
-          </w:tcPr>
-          <w:p>
-            <w:pPr>
-              <w:spacing w:line="312" w:lineRule="auto"/>
-              <w:jc w:val="left"/>
-            </w:pPr>
-            <w:r>
-              <w:rPr>
-                <w:rFonts w:ascii="Times New Roman" w:hAnsi="Times New Roman" w:eastAsia="宋体"/>
-                <w:b w:val="0"/>
-                <w:i w:val="0"/>
-                <w:color w:val="000000"/>
-                <w:sz w:val="21"/>
-              </w:rPr>
-              <w:t>通过：DeepSeek 全通</w:t>
-            </w:r>
-          </w:p>
-        </w:tc>
-      </w:tr>
-      <w:tr>
-        <w:trPr>
-          <w:cantSplit/>
-        </w:trPr>
-        <w:tc>
-          <w:tcPr>
-            <w:tcW w:type="dxa" w:w="1361"/>
+            <w:tcW w:type="dxa" w:w="2041"/>
           </w:tcPr>
           <w:p>
             <w:pPr>
@@ -2973,7 +2511,7 @@
         </w:tc>
         <w:tc>
           <w:tcPr>
-            <w:tcW w:type="dxa" w:w="3855"/>
+            <w:tcW w:type="dxa" w:w="6746"/>
           </w:tcPr>
           <w:p>
             <w:pPr>
@@ -2988,28 +2526,7 @@
                 <w:color w:val="000000"/>
                 <w:sz w:val="21"/>
               </w:rPr>
-              <w:t>真机设备卡片/控制抽屉/Agent 工具控制</w:t>
-            </w:r>
-          </w:p>
-        </w:tc>
-        <w:tc>
-          <w:tcPr>
-            <w:tcW w:type="dxa" w:w="3572"/>
-          </w:tcPr>
-          <w:p>
-            <w:pPr>
-              <w:spacing w:line="312" w:lineRule="auto"/>
-              <w:jc w:val="left"/>
-            </w:pPr>
-            <w:r>
-              <w:rPr>
-                <w:rFonts w:ascii="Times New Roman" w:hAnsi="Times New Roman" w:eastAsia="宋体"/>
-                <w:b w:val="0"/>
-                <w:i w:val="0"/>
-                <w:color w:val="000000"/>
-                <w:sz w:val="21"/>
-              </w:rPr>
-              <w:t>通过：UI 手动 + Agent 控制闭环（七层排障）</w:t>
+              <w:t>✅ UI 手动控制 + Agent 工具控制（LLM 真实控制摄像机）</w:t>
             </w:r>
           </w:p>
         </w:tc>
@@ -3020,7 +2537,7 @@
         </w:trPr>
         <w:tc>
           <w:tcPr>
-            <w:tcW w:type="dxa" w:w="1361"/>
+            <w:tcW w:type="dxa" w:w="2041"/>
           </w:tcPr>
           <w:p>
             <w:pPr>
@@ -3041,7 +2558,7 @@
         </w:tc>
         <w:tc>
           <w:tcPr>
-            <w:tcW w:type="dxa" w:w="3855"/>
+            <w:tcW w:type="dxa" w:w="6746"/>
           </w:tcPr>
           <w:p>
             <w:pPr>
@@ -3056,28 +2573,7 @@
                 <w:color w:val="000000"/>
                 <w:sz w:val="21"/>
               </w:rPr>
-              <w:t>/data 挂载、字体加载</w:t>
-            </w:r>
-          </w:p>
-        </w:tc>
-        <w:tc>
-          <w:tcPr>
-            <w:tcW w:type="dxa" w:w="3572"/>
-          </w:tcPr>
-          <w:p>
-            <w:pPr>
-              <w:spacing w:line="312" w:lineRule="auto"/>
-              <w:jc w:val="left"/>
-            </w:pPr>
-            <w:r>
-              <w:rPr>
-                <w:rFonts w:ascii="Times New Roman" w:hAnsi="Times New Roman" w:eastAsia="宋体"/>
-                <w:b w:val="0"/>
-                <w:i w:val="0"/>
-                <w:color w:val="000000"/>
-                <w:sz w:val="21"/>
-              </w:rPr>
-              <w:t>通过：挂载成功、五档字号创建</w:t>
+              <w:t>✅ /data 挂载，完整 MiSans 五档字号创建</w:t>
             </w:r>
           </w:p>
         </w:tc>
@@ -3087,14 +2583,6 @@
       <w:pPr>
         <w:spacing w:after="40"/>
       </w:pPr>
-    </w:p>
-    <w:p>
-      <w:pPr>
-        <w:pStyle w:val="Heading3"/>
-      </w:pPr>
-      <w:r>
-        <w:t>性能测试（实测数据）</w:t>
-      </w:r>
     </w:p>
     <w:tbl>
       <w:tblPr>
@@ -3111,9 +2599,8 @@
         </w:tblCellMar>
       </w:tblPr>
       <w:tblGrid>
-        <w:gridCol w:w="2929"/>
-        <w:gridCol w:w="2929"/>
-        <w:gridCol w:w="2929"/>
+        <w:gridCol w:w="4394"/>
+        <w:gridCol w:w="4394"/>
       </w:tblGrid>
       <w:tr>
         <w:trPr>
@@ -3122,7 +2609,7 @@
         </w:trPr>
         <w:tc>
           <w:tcPr>
-            <w:tcW w:type="dxa" w:w="1928"/>
+            <w:tcW w:type="dxa" w:w="2041"/>
             <w:shd w:val="clear" w:fill="EFEFEF"/>
           </w:tcPr>
           <w:p>
@@ -3138,13 +2625,13 @@
                 <w:color w:val="000000"/>
                 <w:sz w:val="21"/>
               </w:rPr>
-              <w:t>指标</w:t>
+              <w:t>性能指标（实测）</w:t>
             </w:r>
           </w:p>
         </w:tc>
         <w:tc>
           <w:tcPr>
-            <w:tcW w:type="dxa" w:w="3515"/>
+            <w:tcW w:type="dxa" w:w="6746"/>
             <w:shd w:val="clear" w:fill="EFEFEF"/>
           </w:tcPr>
           <w:p>
@@ -3164,28 +2651,6 @@
             </w:r>
           </w:p>
         </w:tc>
-        <w:tc>
-          <w:tcPr>
-            <w:tcW w:type="dxa" w:w="3345"/>
-            <w:shd w:val="clear" w:fill="EFEFEF"/>
-          </w:tcPr>
-          <w:p>
-            <w:pPr>
-              <w:spacing w:line="312" w:lineRule="auto"/>
-              <w:jc w:val="center"/>
-            </w:pPr>
-            <w:r>
-              <w:rPr>
-                <w:rFonts w:ascii="Times New Roman" w:hAnsi="Times New Roman" w:eastAsia="黑体"/>
-                <w:b/>
-                <w:i w:val="0"/>
-                <w:color w:val="000000"/>
-                <w:sz w:val="21"/>
-              </w:rPr>
-              <w:t>说明</w:t>
-            </w:r>
-          </w:p>
-        </w:tc>
       </w:tr>
       <w:tr>
         <w:trPr>
@@ -3193,7 +2658,7 @@
         </w:trPr>
         <w:tc>
           <w:tcPr>
-            <w:tcW w:type="dxa" w:w="1928"/>
+            <w:tcW w:type="dxa" w:w="2041"/>
           </w:tcPr>
           <w:p>
             <w:pPr>
@@ -3208,13 +2673,13 @@
                 <w:color w:val="000000"/>
                 <w:sz w:val="21"/>
               </w:rPr>
-              <w:t>摄像头应用层帧率</w:t>
+              <w:t>摄像头吞吐</w:t>
             </w:r>
           </w:p>
         </w:tc>
         <w:tc>
           <w:tcPr>
-            <w:tcW w:type="dxa" w:w="3515"/>
+            <w:tcW w:type="dxa" w:w="6746"/>
           </w:tcPr>
           <w:p>
             <w:pPr>
@@ -3229,13 +2694,39 @@
                 <w:color w:val="000000"/>
                 <w:sz w:val="21"/>
               </w:rPr>
-              <w:t>30.02 fps</w:t>
+              <w:t>300 帧 30.02 fps，sequence_gaps=0、no_buffer=0</w:t>
+            </w:r>
+          </w:p>
+        </w:tc>
+      </w:tr>
+      <w:tr>
+        <w:trPr>
+          <w:cantSplit/>
+        </w:trPr>
+        <w:tc>
+          <w:tcPr>
+            <w:tcW w:type="dxa" w:w="2041"/>
+          </w:tcPr>
+          <w:p>
+            <w:pPr>
+              <w:spacing w:line="312" w:lineRule="auto"/>
+              <w:jc w:val="center"/>
+            </w:pPr>
+            <w:r>
+              <w:rPr>
+                <w:rFonts w:ascii="Times New Roman" w:hAnsi="Times New Roman" w:eastAsia="宋体"/>
+                <w:b w:val="0"/>
+                <w:i w:val="0"/>
+                <w:color w:val="000000"/>
+                <w:sz w:val="21"/>
+              </w:rPr>
+              <w:t>中文字体</w:t>
             </w:r>
           </w:p>
         </w:tc>
         <w:tc>
           <w:tcPr>
-            <w:tcW w:type="dxa" w:w="3345"/>
+            <w:tcW w:type="dxa" w:w="6746"/>
           </w:tcPr>
           <w:p>
             <w:pPr>
@@ -3250,7 +2741,7 @@
                 <w:color w:val="000000"/>
                 <w:sz w:val="21"/>
               </w:rPr>
-              <w:t>300 帧连续采集，sequence_gaps=0、no_buffer=0</w:t>
+              <w:t>7,943,504 B 一次性预加载至 PSRAM 用户堆，5 档字号实例</w:t>
             </w:r>
           </w:p>
         </w:tc>
@@ -3261,279 +2752,7 @@
         </w:trPr>
         <w:tc>
           <w:tcPr>
-            <w:tcW w:type="dxa" w:w="1928"/>
-          </w:tcPr>
-          <w:p>
-            <w:pPr>
-              <w:spacing w:line="312" w:lineRule="auto"/>
-              <w:jc w:val="center"/>
-            </w:pPr>
-            <w:r>
-              <w:rPr>
-                <w:rFonts w:ascii="Times New Roman" w:hAnsi="Times New Roman" w:eastAsia="宋体"/>
-                <w:b w:val="0"/>
-                <w:i w:val="0"/>
-                <w:color w:val="000000"/>
-                <w:sz w:val="21"/>
-              </w:rPr>
-              <w:t>摄像头帧大小</w:t>
-            </w:r>
-          </w:p>
-        </w:tc>
-        <w:tc>
-          <w:tcPr>
-            <w:tcW w:type="dxa" w:w="3515"/>
-          </w:tcPr>
-          <w:p>
-            <w:pPr>
-              <w:spacing w:line="312" w:lineRule="auto"/>
-              <w:jc w:val="left"/>
-            </w:pPr>
-            <w:r>
-              <w:rPr>
-                <w:rFonts w:ascii="Times New Roman" w:hAnsi="Times New Roman" w:eastAsia="宋体"/>
-                <w:b w:val="0"/>
-                <w:i w:val="0"/>
-                <w:color w:val="000000"/>
-                <w:sz w:val="21"/>
-              </w:rPr>
-              <w:t>1,228,800 B/帧</w:t>
-            </w:r>
-          </w:p>
-        </w:tc>
-        <w:tc>
-          <w:tcPr>
-            <w:tcW w:type="dxa" w:w="3345"/>
-          </w:tcPr>
-          <w:p>
-            <w:pPr>
-              <w:spacing w:line="312" w:lineRule="auto"/>
-              <w:jc w:val="left"/>
-            </w:pPr>
-            <w:r>
-              <w:rPr>
-                <w:rFonts w:ascii="Times New Roman" w:hAnsi="Times New Roman" w:eastAsia="宋体"/>
-                <w:b w:val="0"/>
-                <w:i w:val="0"/>
-                <w:color w:val="000000"/>
-                <w:sz w:val="21"/>
-              </w:rPr>
-              <w:t>RGB565 1024×600</w:t>
-            </w:r>
-          </w:p>
-        </w:tc>
-      </w:tr>
-      <w:tr>
-        <w:trPr>
-          <w:cantSplit/>
-        </w:trPr>
-        <w:tc>
-          <w:tcPr>
-            <w:tcW w:type="dxa" w:w="1928"/>
-          </w:tcPr>
-          <w:p>
-            <w:pPr>
-              <w:spacing w:line="312" w:lineRule="auto"/>
-              <w:jc w:val="center"/>
-            </w:pPr>
-            <w:r>
-              <w:rPr>
-                <w:rFonts w:ascii="Times New Roman" w:hAnsi="Times New Roman" w:eastAsia="宋体"/>
-                <w:b w:val="0"/>
-                <w:i w:val="0"/>
-                <w:color w:val="000000"/>
-                <w:sz w:val="21"/>
-              </w:rPr>
-              <w:t>中文字体加载</w:t>
-            </w:r>
-          </w:p>
-        </w:tc>
-        <w:tc>
-          <w:tcPr>
-            <w:tcW w:type="dxa" w:w="3515"/>
-          </w:tcPr>
-          <w:p>
-            <w:pPr>
-              <w:spacing w:line="312" w:lineRule="auto"/>
-              <w:jc w:val="left"/>
-            </w:pPr>
-            <w:r>
-              <w:rPr>
-                <w:rFonts w:ascii="Times New Roman" w:hAnsi="Times New Roman" w:eastAsia="宋体"/>
-                <w:b w:val="0"/>
-                <w:i w:val="0"/>
-                <w:color w:val="000000"/>
-                <w:sz w:val="21"/>
-              </w:rPr>
-              <w:t>7,943,504 B 一次性预加载至 PSRAM 用户堆</w:t>
-            </w:r>
-          </w:p>
-        </w:tc>
-        <w:tc>
-          <w:tcPr>
-            <w:tcW w:type="dxa" w:w="3345"/>
-          </w:tcPr>
-          <w:p>
-            <w:pPr>
-              <w:spacing w:line="312" w:lineRule="auto"/>
-              <w:jc w:val="left"/>
-            </w:pPr>
-            <w:r>
-              <w:rPr>
-                <w:rFonts w:ascii="Times New Roman" w:hAnsi="Times New Roman" w:eastAsia="宋体"/>
-                <w:b w:val="0"/>
-                <w:i w:val="0"/>
-                <w:color w:val="000000"/>
-                <w:sz w:val="21"/>
-              </w:rPr>
-              <w:t>LVGL TinyTTF 创建 5 档字号实例</w:t>
-            </w:r>
-          </w:p>
-        </w:tc>
-      </w:tr>
-      <w:tr>
-        <w:trPr>
-          <w:cantSplit/>
-        </w:trPr>
-        <w:tc>
-          <w:tcPr>
-            <w:tcW w:type="dxa" w:w="1928"/>
-          </w:tcPr>
-          <w:p>
-            <w:pPr>
-              <w:spacing w:line="312" w:lineRule="auto"/>
-              <w:jc w:val="center"/>
-            </w:pPr>
-            <w:r>
-              <w:rPr>
-                <w:rFonts w:ascii="Times New Roman" w:hAnsi="Times New Roman" w:eastAsia="宋体"/>
-                <w:b w:val="0"/>
-                <w:i w:val="0"/>
-                <w:color w:val="000000"/>
-                <w:sz w:val="21"/>
-              </w:rPr>
-              <w:t>显示帧缓冲</w:t>
-            </w:r>
-          </w:p>
-        </w:tc>
-        <w:tc>
-          <w:tcPr>
-            <w:tcW w:type="dxa" w:w="3515"/>
-          </w:tcPr>
-          <w:p>
-            <w:pPr>
-              <w:spacing w:line="312" w:lineRule="auto"/>
-              <w:jc w:val="left"/>
-            </w:pPr>
-            <w:r>
-              <w:rPr>
-                <w:rFonts w:ascii="Times New Roman" w:hAnsi="Times New Roman" w:eastAsia="宋体"/>
-                <w:b w:val="0"/>
-                <w:i w:val="0"/>
-                <w:color w:val="000000"/>
-                <w:sz w:val="21"/>
-              </w:rPr>
-              <w:t>1,228,800 B（PSRAM）</w:t>
-            </w:r>
-          </w:p>
-        </w:tc>
-        <w:tc>
-          <w:tcPr>
-            <w:tcW w:type="dxa" w:w="3345"/>
-          </w:tcPr>
-          <w:p>
-            <w:pPr>
-              <w:spacing w:line="312" w:lineRule="auto"/>
-              <w:jc w:val="left"/>
-            </w:pPr>
-            <w:r>
-              <w:rPr>
-                <w:rFonts w:ascii="Times New Roman" w:hAnsi="Times New Roman" w:eastAsia="宋体"/>
-                <w:b w:val="0"/>
-                <w:i w:val="0"/>
-                <w:color w:val="000000"/>
-                <w:sz w:val="21"/>
-              </w:rPr>
-              <w:t>/dev/fb0 标准 fb 接口</w:t>
-            </w:r>
-          </w:p>
-        </w:tc>
-      </w:tr>
-      <w:tr>
-        <w:trPr>
-          <w:cantSplit/>
-        </w:trPr>
-        <w:tc>
-          <w:tcPr>
-            <w:tcW w:type="dxa" w:w="1928"/>
-          </w:tcPr>
-          <w:p>
-            <w:pPr>
-              <w:spacing w:line="312" w:lineRule="auto"/>
-              <w:jc w:val="center"/>
-            </w:pPr>
-            <w:r>
-              <w:rPr>
-                <w:rFonts w:ascii="Times New Roman" w:hAnsi="Times New Roman" w:eastAsia="宋体"/>
-                <w:b w:val="0"/>
-                <w:i w:val="0"/>
-                <w:color w:val="000000"/>
-                <w:sz w:val="21"/>
-              </w:rPr>
-              <w:t>WiFi SDIO 总线</w:t>
-            </w:r>
-          </w:p>
-        </w:tc>
-        <w:tc>
-          <w:tcPr>
-            <w:tcW w:type="dxa" w:w="3515"/>
-          </w:tcPr>
-          <w:p>
-            <w:pPr>
-              <w:spacing w:line="312" w:lineRule="auto"/>
-              <w:jc w:val="left"/>
-            </w:pPr>
-            <w:r>
-              <w:rPr>
-                <w:rFonts w:ascii="Times New Roman" w:hAnsi="Times New Roman" w:eastAsia="宋体"/>
-                <w:b w:val="0"/>
-                <w:i w:val="0"/>
-                <w:color w:val="000000"/>
-                <w:sz w:val="21"/>
-              </w:rPr>
-              <w:t>1-bit 模式，F1 块 512B</w:t>
-            </w:r>
-          </w:p>
-        </w:tc>
-        <w:tc>
-          <w:tcPr>
-            <w:tcW w:type="dxa" w:w="3345"/>
-          </w:tcPr>
-          <w:p>
-            <w:pPr>
-              <w:spacing w:line="312" w:lineRule="auto"/>
-              <w:jc w:val="left"/>
-            </w:pPr>
-            <w:r>
-              <w:rPr>
-                <w:rFonts w:ascii="Times New Roman" w:hAnsi="Times New Roman" w:eastAsia="宋体"/>
-                <w:b w:val="0"/>
-                <w:i w:val="0"/>
-                <w:color w:val="000000"/>
-                <w:sz w:val="21"/>
-              </w:rPr>
-              <w:t>枚举与数据面稳定</w:t>
-            </w:r>
-          </w:p>
-        </w:tc>
-      </w:tr>
-      <w:tr>
-        <w:trPr>
-          <w:cantSplit/>
-        </w:trPr>
-        <w:tc>
-          <w:tcPr>
-            <w:tcW w:type="dxa" w:w="1928"/>
+            <w:tcW w:type="dxa" w:w="2041"/>
           </w:tcPr>
           <w:p>
             <w:pPr>
@@ -3554,7 +2773,7 @@
         </w:tc>
         <w:tc>
           <w:tcPr>
-            <w:tcW w:type="dxa" w:w="3515"/>
+            <w:tcW w:type="dxa" w:w="6746"/>
           </w:tcPr>
           <w:p>
             <w:pPr>
@@ -3569,13 +2788,39 @@
                 <w:color w:val="000000"/>
                 <w:sz w:val="21"/>
               </w:rPr>
-              <w:t>17,426 B 单响应</w:t>
+              <w:t>单响应 17,426 B 完整接收（RX 配额 8→32、缓冲 16K→32K）</w:t>
+            </w:r>
+          </w:p>
+        </w:tc>
+      </w:tr>
+      <w:tr>
+        <w:trPr>
+          <w:cantSplit/>
+        </w:trPr>
+        <w:tc>
+          <w:tcPr>
+            <w:tcW w:type="dxa" w:w="2041"/>
+          </w:tcPr>
+          <w:p>
+            <w:pPr>
+              <w:spacing w:line="312" w:lineRule="auto"/>
+              <w:jc w:val="center"/>
+            </w:pPr>
+            <w:r>
+              <w:rPr>
+                <w:rFonts w:ascii="Times New Roman" w:hAnsi="Times New Roman" w:eastAsia="宋体"/>
+                <w:b w:val="0"/>
+                <w:i w:val="0"/>
+                <w:color w:val="000000"/>
+                <w:sz w:val="21"/>
+              </w:rPr>
+              <w:t>WiFi SDIO</w:t>
             </w:r>
           </w:p>
         </w:tc>
         <w:tc>
           <w:tcPr>
-            <w:tcW w:type="dxa" w:w="3345"/>
+            <w:tcW w:type="dxa" w:w="6746"/>
           </w:tcPr>
           <w:p>
             <w:pPr>
@@ -3590,66 +2835,8 @@
                 <w:color w:val="000000"/>
                 <w:sz w:val="21"/>
               </w:rPr>
-              <w:t>RX 配额 8→32、缓冲 16K→32K 后完整接收</w:t>
+              <w:t>1-bit 模式、F1 块 512B，枚举与数据面稳定</w:t>
             </w:r>
-          </w:p>
-        </w:tc>
-      </w:tr>
-      <w:tr>
-        <w:trPr>
-          <w:cantSplit/>
-        </w:trPr>
-        <w:tc>
-          <w:tcPr>
-            <w:tcW w:type="dxa" w:w="1928"/>
-          </w:tcPr>
-          <w:p>
-            <w:pPr>
-              <w:spacing w:line="312" w:lineRule="auto"/>
-              <w:jc w:val="center"/>
-            </w:pPr>
-            <w:r>
-              <w:rPr>
-                <w:rFonts w:ascii="Times New Roman" w:hAnsi="Times New Roman" w:eastAsia="宋体"/>
-                <w:b/>
-                <w:i w:val="0"/>
-                <w:color w:val="C00000"/>
-                <w:sz w:val="21"/>
-              </w:rPr>
-              <w:t>【待确认：其他实测项】</w:t>
-            </w:r>
-          </w:p>
-        </w:tc>
-        <w:tc>
-          <w:tcPr>
-            <w:tcW w:type="dxa" w:w="3515"/>
-          </w:tcPr>
-          <w:p>
-            <w:pPr>
-              <w:spacing w:line="312" w:lineRule="auto"/>
-              <w:jc w:val="left"/>
-            </w:pPr>
-            <w:r>
-              <w:rPr>
-                <w:rFonts w:ascii="Times New Roman" w:hAnsi="Times New Roman" w:eastAsia="宋体"/>
-                <w:b/>
-                <w:i w:val="0"/>
-                <w:color w:val="C00000"/>
-                <w:sz w:val="21"/>
-              </w:rPr>
-              <w:t>【如有 UI 帧率、启动时长等实测请补充，无则删除本行】</w:t>
-            </w:r>
-          </w:p>
-        </w:tc>
-        <w:tc>
-          <w:tcPr>
-            <w:tcW w:type="dxa" w:w="3345"/>
-          </w:tcPr>
-          <w:p>
-            <w:pPr>
-              <w:spacing w:line="312" w:lineRule="auto"/>
-              <w:jc w:val="left"/>
-            </w:pPr>
           </w:p>
         </w:tc>
       </w:tr>
@@ -3658,14 +2845,6 @@
       <w:pPr>
         <w:spacing w:after="40"/>
       </w:pPr>
-    </w:p>
-    <w:p>
-      <w:pPr>
-        <w:pStyle w:val="Heading3"/>
-      </w:pPr>
-      <w:r>
-        <w:t>可靠性与稳定性</w:t>
-      </w:r>
     </w:p>
     <w:p>
       <w:pPr>
@@ -3681,17 +2860,7 @@
           <w:color w:val="000000"/>
           <w:sz w:val="24"/>
         </w:rPr>
-        <w:t>摄像头 300 帧长采集零序号跳变、零重入错误；触摸长轮询无卡死（重复 MOVE 为保留完整有效帧的既定策略）；cAGENT TLS 路径在米家多轮控制中稳定运行。</w:t>
-      </w:r>
-      <w:r>
-        <w:rPr>
-          <w:rFonts w:ascii="Times New Roman" w:hAnsi="Times New Roman" w:eastAsia="宋体"/>
-          <w:b/>
-          <w:i w:val="0"/>
-          <w:color w:val="C00000"/>
-          <w:sz w:val="24"/>
-        </w:rPr>
-        <w:t>【待确认：连续运行时长/异常恢复实测数据；如暂无，本行保留“长稳测试为后续工作”表述】</w:t>
+        <w:t>可靠性：摄像头 300 帧零序号跳变、零重入错误；触摸长轮询无卡死；TLS 在米家多轮控制中稳定运行。</w:t>
       </w:r>
     </w:p>
     <w:p>
@@ -3812,7 +2981,7 @@
                 <w:color w:val="000000"/>
                 <w:sz w:val="21"/>
               </w:rPr>
-              <w:t>95%（口径：AI 结对产出的提交行数占比；人工负责方案决策、真机验证与最终把关）</w:t>
+              <w:t>95%（AI 结对产出的提交行数占比；人工负责方案决策、真机验证与把关）</w:t>
             </w:r>
           </w:p>
         </w:tc>
@@ -3859,7 +3028,7 @@
                 <w:color w:val="000000"/>
                 <w:sz w:val="21"/>
               </w:rPr>
-              <w:t>Codex、Claude Code、DeepSeek harness、ZCode（会话日志按大赛要求归档于仓内 logs/）</w:t>
+              <w:t>Codex、Claude Code、DeepSeek harness、ZCode（日志已归档 logs/）</w:t>
             </w:r>
           </w:p>
         </w:tc>
@@ -3932,7 +3101,7 @@
                 <w:color w:val="000000"/>
                 <w:sz w:val="21"/>
               </w:rPr>
-              <w:t>Skills 使用与新增情况</w:t>
+              <w:t>Skills 使用与新增</w:t>
             </w:r>
           </w:p>
         </w:tc>
@@ -3953,7 +3122,7 @@
                 <w:color w:val="000000"/>
                 <w:sz w:val="21"/>
               </w:rPr>
-              <w:t>使用：openvela 官方驱动开发技能集（nuttx-driver-development、driver-code-reviewer 等）；新增沉淀：openvela-board-bringup、openvela-esp32-workflow、openvela-git-commit（3 个）</w:t>
+              <w:t>使用官方驱动开发技能集；新增 3 个（见 3.4）</w:t>
             </w:r>
           </w:p>
         </w:tc>
@@ -4025,7 +3194,7 @@
           <w:color w:val="000000"/>
           <w:sz w:val="24"/>
         </w:rPr>
-        <w:t>补充：AI 在方案设计（分层架构/阶段计划文档）、驱动实现与真机排障（DBI 黑屏根因、C6 协议缺陷回归用例、CSI 首帧定位、米家七层闭环）、应用迭代（米家多轮修复）、工程规范（中文提交、8 份证据文档并行整理与交叉核验）各环节深度参与；日志按大赛要求归档于仓内 logs/（32 天、80 个会话文件，含 manifest 索引）。</w:t>
+        <w:t>AI 深度参与方案设计、驱动实现与真机排障（DSI 黑屏、C6 协议缺陷、CSI 首帧、米家七层闭环）、应用迭代与文档整理；日志 32 天、80 个会话，按大赛要求归档 logs/。</w:t>
       </w:r>
     </w:p>
     <w:p>
@@ -4034,14 +3203,6 @@
       </w:pPr>
       <w:r>
         <w:t>3.7 总结与展望</w:t>
-      </w:r>
-    </w:p>
-    <w:p>
-      <w:pPr>
-        <w:pStyle w:val="Heading3"/>
-      </w:pPr>
-      <w:r>
-        <w:t>成果总结</w:t>
       </w:r>
     </w:p>
     <w:p>
@@ -4058,15 +3219,7 @@
           <w:color w:val="000000"/>
           <w:sz w:val="24"/>
         </w:rPr>
-        <w:t>完成 openvela 对 ESP32-P4 的从零 Route A 适配（芯片层/板级/驱动/构建体系），8 个外设域真机验收（7 域通过、以太网待真机）；落地智能家居中控应用（LVGL UI + 米家控制闭环 + 摄像头通路 + cAGENT 云端对话闭环）；沉淀 3 个 Skill、8+1 份证据文档、2 个 nuttx 通用 patch。</w:t>
-      </w:r>
-    </w:p>
-    <w:p>
-      <w:pPr>
-        <w:pStyle w:val="Heading3"/>
-      </w:pPr>
-      <w:r>
-        <w:t>应用前景与商业价值</w:t>
+        <w:t>成果：完成 openvela 对 ESP32-P4 的从零适配（芯片/板级/驱动/构建体系），8 域真机验收 7 域通过；智能家居中控从 UI 到云端对话全链路可用；沉淀 3 Skill、9 份证据文档、2 个 nuttx patch。</w:t>
       </w:r>
     </w:p>
     <w:p>
@@ -4083,20 +3236,28 @@
           <w:color w:val="000000"/>
           <w:sz w:val="24"/>
         </w:rPr>
-        <w:t>目标受众为需要低成本中控面板方案的智能家居开发者与设备厂商——ESP32-P4 方案成本低、生态成熟，米家云对接直接触达既有设备生态；openvela 的轻量实时特性适合无风扇长时运行的墙面设备。商业模式上可作为开发板 + 参考设计的整体方案输出，亦可上游化为 openvela 官方支持板卡降低行业接入门槛。</w:t>
+        <w:t>前景与商业价值：面向需要低成本中控面板的智能家居开发者与厂商——ESP32-P4 成本低、生态成熟，米家云对接触达既有设备；openvela 轻量实时特性适合无风扇长时运行。可作为“开发板 + 参考设计”整体输出，或上游化为官方支持板卡降低行业门槛。</w:t>
       </w:r>
     </w:p>
     <w:p>
       <w:pPr>
-        <w:pStyle w:val="Heading3"/>
+        <w:spacing w:line="312" w:lineRule="auto" w:after="40"/>
       </w:pPr>
       <w:r>
-        <w:t>不足与未来工作</w:t>
+        <w:rPr>
+          <w:rFonts w:ascii="Times New Roman" w:hAnsi="Times New Roman" w:eastAsia="宋体"/>
+          <w:b/>
+          <w:i w:val="0"/>
+          <w:color w:val="000000"/>
+          <w:sz w:val="24"/>
+        </w:rPr>
+        <w:t>不足与后续：</w:t>
       </w:r>
     </w:p>
     <w:p>
       <w:pPr>
         <w:spacing w:line="312" w:lineRule="auto" w:after="80"/>
+        <w:ind w:left="600" w:hanging="600"/>
         <w:jc w:val="both"/>
       </w:pPr>
       <w:r>
@@ -4107,12 +3268,13 @@
           <w:color w:val="000000"/>
           <w:sz w:val="24"/>
         </w:rPr>
-        <w:t>（1）弱网/长稳测试与以太网真机验收待补充（TLS/模型对话链路已于 2026-09-20 真机闭环）；</w:t>
+        <w:t>（1）弱网/长稳测试与以太网真机验收待补（TLS 链路已闭环）。</w:t>
       </w:r>
     </w:p>
     <w:p>
       <w:pPr>
         <w:spacing w:line="312" w:lineRule="auto" w:after="80"/>
+        <w:ind w:left="600" w:hanging="600"/>
         <w:jc w:val="both"/>
       </w:pPr>
       <w:r>
@@ -4123,12 +3285,13 @@
           <w:color w:val="000000"/>
           <w:sz w:val="24"/>
         </w:rPr>
-        <w:t>（2）GT911 多点触摸与 LVGL 输入绑定待验收；摄像头 UI 内实时预览待完成；</w:t>
+        <w:t>（2）GT911 多点触摸（2~5 指）待验收。</w:t>
       </w:r>
     </w:p>
     <w:p>
       <w:pPr>
         <w:spacing w:line="312" w:lineRule="auto" w:after="80"/>
+        <w:ind w:left="600" w:hanging="600"/>
         <w:jc w:val="both"/>
       </w:pPr>
       <w:r>
@@ -4139,7 +3302,7 @@
           <w:color w:val="000000"/>
           <w:sz w:val="24"/>
         </w:rPr>
-        <w:t>（3）计划将 2 个 V4L2 patch 与 GT911/EK79007 驱动向 nuttx 公共仓 dev-ai-contest-2026 分支提交 PR；获奖后按组委会要求将芯片层/板级适配 PR 至 vendor_espressif 上游。</w:t>
+        <w:t>（3）计划将 2 个 V4L2 patch 与 GT911/EK79007 驱动 PR 至 nuttx dev-ai-contest-2026 分支，获奖后按组委会要求将芯片层/板级适配 PR 至 vendor_espressif。</w:t>
       </w:r>
     </w:p>
     <w:p>
@@ -4198,7 +3361,7 @@
         </w:tc>
         <w:tc>
           <w:tcPr>
-            <w:tcW w:type="dxa" w:w="5953"/>
+            <w:tcW w:type="dxa" w:w="3685"/>
             <w:shd w:val="clear" w:fill="EFEFEF"/>
           </w:tcPr>
           <w:p>
@@ -4220,7 +3383,7 @@
         </w:tc>
         <w:tc>
           <w:tcPr>
-            <w:tcW w:type="dxa" w:w="2041"/>
+            <w:tcW w:type="dxa" w:w="4309"/>
             <w:shd w:val="clear" w:fill="EFEFEF"/>
           </w:tcPr>
           <w:p>
@@ -4268,7 +3431,7 @@
         </w:tc>
         <w:tc>
           <w:tcPr>
-            <w:tcW w:type="dxa" w:w="5953"/>
+            <w:tcW w:type="dxa" w:w="3685"/>
           </w:tcPr>
           <w:p>
             <w:pPr>
@@ -4289,7 +3452,7 @@
         </w:tc>
         <w:tc>
           <w:tcPr>
-            <w:tcW w:type="dxa" w:w="2041"/>
+            <w:tcW w:type="dxa" w:w="4309"/>
           </w:tcPr>
           <w:p>
             <w:pPr>
@@ -4336,7 +3499,7 @@
         </w:tc>
         <w:tc>
           <w:tcPr>
-            <w:tcW w:type="dxa" w:w="5953"/>
+            <w:tcW w:type="dxa" w:w="3685"/>
           </w:tcPr>
           <w:p>
             <w:pPr>
@@ -4351,13 +3514,13 @@
                 <w:color w:val="000000"/>
                 <w:sz w:val="21"/>
               </w:rPr>
-              <w:t>演示视频 ≤5 分钟（功能演示/交互操作/AI 能力展示）</w:t>
+              <w:t>演示视频 ≤5 分钟</w:t>
             </w:r>
           </w:p>
         </w:tc>
         <w:tc>
           <w:tcPr>
-            <w:tcW w:type="dxa" w:w="2041"/>
+            <w:tcW w:type="dxa" w:w="4309"/>
           </w:tcPr>
           <w:p>
             <w:pPr>
@@ -4367,12 +3530,12 @@
             <w:r>
               <w:rPr>
                 <w:rFonts w:ascii="Times New Roman" w:hAnsi="Times New Roman" w:eastAsia="宋体"/>
-                <w:b/>
+                <w:b w:val="0"/>
                 <w:i w:val="0"/>
-                <w:color w:val="C00000"/>
+                <w:color w:val="000000"/>
                 <w:sz w:val="21"/>
               </w:rPr>
-              <w:t>【待制作】</w:t>
+              <w:t>已录制（competition/演示/演示视频.mp4，随提交包上传）</w:t>
             </w:r>
           </w:p>
         </w:tc>
@@ -4404,7 +3567,7 @@
         </w:tc>
         <w:tc>
           <w:tcPr>
-            <w:tcW w:type="dxa" w:w="5953"/>
+            <w:tcW w:type="dxa" w:w="3685"/>
           </w:tcPr>
           <w:p>
             <w:pPr>
@@ -4425,7 +3588,7 @@
         </w:tc>
         <w:tc>
           <w:tcPr>
-            <w:tcW w:type="dxa" w:w="2041"/>
+            <w:tcW w:type="dxa" w:w="4309"/>
           </w:tcPr>
           <w:p>
             <w:pPr>
@@ -4435,12 +3598,12 @@
             <w:r>
               <w:rPr>
                 <w:rFonts w:ascii="Times New Roman" w:hAnsi="Times New Roman" w:eastAsia="宋体"/>
-                <w:b/>
+                <w:b w:val="0"/>
                 <w:i w:val="0"/>
-                <w:color w:val="C00000"/>
+                <w:color w:val="000000"/>
                 <w:sz w:val="21"/>
               </w:rPr>
-              <w:t>【待拍摄】</w:t>
+              <w:t>已拍摄（competition/实物图片/，见附录三）</w:t>
             </w:r>
           </w:p>
         </w:tc>
@@ -4472,7 +3635,7 @@
         </w:tc>
         <w:tc>
           <w:tcPr>
-            <w:tcW w:type="dxa" w:w="5953"/>
+            <w:tcW w:type="dxa" w:w="3685"/>
           </w:tcPr>
           <w:p>
             <w:pPr>
@@ -4493,7 +3656,7 @@
         </w:tc>
         <w:tc>
           <w:tcPr>
-            <w:tcW w:type="dxa" w:w="2041"/>
+            <w:tcW w:type="dxa" w:w="4309"/>
           </w:tcPr>
           <w:p>
             <w:pPr>
@@ -4540,7 +3703,7 @@
         </w:tc>
         <w:tc>
           <w:tcPr>
-            <w:tcW w:type="dxa" w:w="5953"/>
+            <w:tcW w:type="dxa" w:w="3685"/>
           </w:tcPr>
           <w:p>
             <w:pPr>
@@ -4561,7 +3724,7 @@
         </w:tc>
         <w:tc>
           <w:tcPr>
-            <w:tcW w:type="dxa" w:w="2041"/>
+            <w:tcW w:type="dxa" w:w="4309"/>
           </w:tcPr>
           <w:p>
             <w:pPr>
@@ -4600,7 +3763,7 @@
           <w:color w:val="000000"/>
           <w:sz w:val="24"/>
         </w:rPr>
-        <w:t>源码与 AI 日志在专属仓 contest2026_031_niudanxianqianchong（已合入 dev-ai-contest-2026 分支）；打包命名示例：牛蛋先前冲-ESP32-P4X智能家居中控面板-contest2026_031_niudanxianqianchong.zip。</w:t>
+        <w:t>打包命名示例：牛蛋先前冲-ESP32-P4X智能家居中控面板-contest2026_031_niudanxianqianchong.zip。</w:t>
       </w:r>
     </w:p>
     <w:p>
@@ -4721,7 +3884,7 @@
                 <w:color w:val="000000"/>
                 <w:sz w:val="21"/>
               </w:rPr>
-              <w:t>3.2 系统方案设计；3.3 核心算法与技术原理；3.4 系统实现（硬件适配为核心得分项）；3.5 系统测试</w:t>
+              <w:t>3.2 / 3.3 / 3.4（硬件适配为核心得分项）/ 3.5</w:t>
             </w:r>
           </w:p>
         </w:tc>
@@ -4768,7 +3931,7 @@
                 <w:color w:val="000000"/>
                 <w:sz w:val="21"/>
               </w:rPr>
-              <w:t>2、摘要；3.1 绪论（创新点）</w:t>
+              <w:t>2 摘要；3.1 创新点</w:t>
             </w:r>
           </w:p>
         </w:tc>
@@ -4815,7 +3978,7 @@
                 <w:color w:val="000000"/>
                 <w:sz w:val="21"/>
               </w:rPr>
-              <w:t>3.5 系统测试与结果分析；专属仓源码；硬件照片</w:t>
+              <w:t>3.5；专属仓源码（9 份证据文档）；实物照片</w:t>
             </w:r>
           </w:p>
         </w:tc>
@@ -4862,7 +4025,7 @@
                 <w:color w:val="000000"/>
                 <w:sz w:val="21"/>
               </w:rPr>
-              <w:t>3.3（AI 算法实现）；3.6 AI-Native 开发说明</w:t>
+              <w:t>3.3 AI 算法实现；3.6 AI-Native</w:t>
             </w:r>
           </w:p>
         </w:tc>
@@ -4909,7 +4072,7 @@
                 <w:color w:val="000000"/>
                 <w:sz w:val="21"/>
               </w:rPr>
-              <w:t>3.7 应用前景与商业价值</w:t>
+              <w:t>3.7 前景与商业价值</w:t>
             </w:r>
           </w:p>
         </w:tc>
@@ -4956,7 +4119,7 @@
                 <w:color w:val="000000"/>
                 <w:sz w:val="21"/>
               </w:rPr>
-              <w:t>演示视频；海报；答辩 PPT</w:t>
+              <w:t>演示视频；照片；海报；答辩 PPT</w:t>
             </w:r>
           </w:p>
         </w:tc>
@@ -4966,6 +4129,343 @@
       <w:pPr>
         <w:spacing w:after="40"/>
       </w:pPr>
+    </w:p>
+    <w:p>
+      <w:pPr>
+        <w:pStyle w:val="Heading1"/>
+      </w:pPr>
+      <w:r>
+        <w:t>附录三：作品实物与 UI 实拍</w:t>
+      </w:r>
+    </w:p>
+    <w:p>
+      <w:pPr>
+        <w:spacing w:before="120" w:after="40" w:line="240" w:lineRule="auto"/>
+        <w:jc w:val="center"/>
+      </w:pPr>
+      <w:r>
+        <w:drawing>
+          <wp:inline xmlns:a="http://schemas.openxmlformats.org/drawingml/2006/main" xmlns:pic="http://schemas.openxmlformats.org/drawingml/2006/picture">
+            <wp:extent cx="4680000" cy="3510000"/>
+            <wp:docPr id="2" name="Picture 2"/>
+            <wp:cNvGraphicFramePr>
+              <a:graphicFrameLocks noChangeAspect="1"/>
+            </wp:cNvGraphicFramePr>
+            <a:graphic>
+              <a:graphicData uri="http://schemas.openxmlformats.org/drawingml/2006/picture">
+                <pic:pic>
+                  <pic:nvPicPr>
+                    <pic:cNvPr id="0" name="fig1_front.jpg"/>
+                    <pic:cNvPicPr/>
+                  </pic:nvPicPr>
+                  <pic:blipFill>
+                    <a:blip r:embed="rId11"/>
+                    <a:stretch>
+                      <a:fillRect/>
+                    </a:stretch>
+                  </pic:blipFill>
+                  <pic:spPr>
+                    <a:xfrm>
+                      <a:off x="0" y="0"/>
+                      <a:ext cx="4680000" cy="3510000"/>
+                    </a:xfrm>
+                    <a:prstGeom prst="rect"/>
+                  </pic:spPr>
+                </pic:pic>
+              </a:graphicData>
+            </a:graphic>
+          </wp:inline>
+        </w:drawing>
+      </w:r>
+    </w:p>
+    <w:p>
+      <w:pPr>
+        <w:spacing w:after="160" w:line="240" w:lineRule="auto"/>
+        <w:jc w:val="center"/>
+      </w:pPr>
+      <w:r>
+        <w:rPr>
+          <w:rFonts w:ascii="Times New Roman" w:hAnsi="Times New Roman" w:eastAsia="宋体"/>
+          <w:b w:val="0"/>
+          <w:i w:val="0"/>
+          <w:color w:val="595959"/>
+          <w:sz w:val="21"/>
+        </w:rPr>
+        <w:t>图 2　整机正面实拍（屏幕运行 OpenVela HOME 中控首页）</w:t>
+      </w:r>
+    </w:p>
+    <w:p>
+      <w:pPr>
+        <w:spacing w:before="120" w:after="40" w:line="240" w:lineRule="auto"/>
+        <w:jc w:val="center"/>
+      </w:pPr>
+      <w:r>
+        <w:drawing>
+          <wp:inline xmlns:a="http://schemas.openxmlformats.org/drawingml/2006/main" xmlns:pic="http://schemas.openxmlformats.org/drawingml/2006/picture">
+            <wp:extent cx="4680000" cy="3510000"/>
+            <wp:docPr id="3" name="Picture 3"/>
+            <wp:cNvGraphicFramePr>
+              <a:graphicFrameLocks noChangeAspect="1"/>
+            </wp:cNvGraphicFramePr>
+            <a:graphic>
+              <a:graphicData uri="http://schemas.openxmlformats.org/drawingml/2006/picture">
+                <pic:pic>
+                  <pic:nvPicPr>
+                    <pic:cNvPr id="0" name="fig2_back.jpg"/>
+                    <pic:cNvPicPr/>
+                  </pic:nvPicPr>
+                  <pic:blipFill>
+                    <a:blip r:embed="rId12"/>
+                    <a:stretch>
+                      <a:fillRect/>
+                    </a:stretch>
+                  </pic:blipFill>
+                  <pic:spPr>
+                    <a:xfrm>
+                      <a:off x="0" y="0"/>
+                      <a:ext cx="4680000" cy="3510000"/>
+                    </a:xfrm>
+                    <a:prstGeom prst="rect"/>
+                  </pic:spPr>
+                </pic:pic>
+              </a:graphicData>
+            </a:graphic>
+          </wp:inline>
+        </w:drawing>
+      </w:r>
+    </w:p>
+    <w:p>
+      <w:pPr>
+        <w:spacing w:after="160" w:line="240" w:lineRule="auto"/>
+        <w:jc w:val="center"/>
+      </w:pPr>
+      <w:r>
+        <w:rPr>
+          <w:rFonts w:ascii="Times New Roman" w:hAnsi="Times New Roman" w:eastAsia="宋体"/>
+          <w:b w:val="0"/>
+          <w:i w:val="0"/>
+          <w:color w:val="595959"/>
+          <w:sz w:val="21"/>
+        </w:rPr>
+        <w:t>图 3　整机背面与接口（Function_EV_Board V1.6，摄像头排线、触摸/显示 FPC、USB 接口）</w:t>
+      </w:r>
+    </w:p>
+    <w:tbl>
+      <w:tblPr>
+        <w:tblW w:type="auto" w:w="0"/>
+        <w:jc w:val="center"/>
+        <w:tblLook w:firstColumn="1" w:firstRow="1" w:lastColumn="0" w:lastRow="0" w:noHBand="0" w:noVBand="1" w:val="04A0"/>
+        <w:tblCellMar>
+          <w:top w:w="40" w:type="dxa"/>
+          <w:left w:w="60" w:type="dxa"/>
+          <w:bottom w:w="40" w:type="dxa"/>
+          <w:right w:w="60" w:type="dxa"/>
+        </w:tblCellMar>
+      </w:tblPr>
+      <w:tblGrid>
+        <w:gridCol w:w="4394"/>
+        <w:gridCol w:w="4394"/>
+      </w:tblGrid>
+      <w:tr>
+        <w:tc>
+          <w:tcPr>
+            <w:tcW w:type="dxa" w:w="4394"/>
+          </w:tcPr>
+          <w:p>
+            <w:pPr>
+              <w:spacing w:line="240" w:lineRule="auto"/>
+              <w:jc w:val="center"/>
+            </w:pPr>
+            <w:r>
+              <w:drawing>
+                <wp:inline xmlns:a="http://schemas.openxmlformats.org/drawingml/2006/main" xmlns:pic="http://schemas.openxmlformats.org/drawingml/2006/picture">
+                  <wp:extent cx="2664000" cy="1497760"/>
+                  <wp:docPr id="4" name="Picture 4"/>
+                  <wp:cNvGraphicFramePr>
+                    <a:graphicFrameLocks noChangeAspect="1"/>
+                  </wp:cNvGraphicFramePr>
+                  <a:graphic>
+                    <a:graphicData uri="http://schemas.openxmlformats.org/drawingml/2006/picture">
+                      <pic:pic>
+                        <pic:nvPicPr>
+                          <pic:cNvPr id="0" name="fig3_home.jpg"/>
+                          <pic:cNvPicPr/>
+                        </pic:nvPicPr>
+                        <pic:blipFill>
+                          <a:blip r:embed="rId13"/>
+                          <a:stretch>
+                            <a:fillRect/>
+                          </a:stretch>
+                        </pic:blipFill>
+                        <pic:spPr>
+                          <a:xfrm>
+                            <a:off x="0" y="0"/>
+                            <a:ext cx="2664000" cy="1497760"/>
+                          </a:xfrm>
+                          <a:prstGeom prst="rect"/>
+                        </pic:spPr>
+                      </pic:pic>
+                    </a:graphicData>
+                  </a:graphic>
+                </wp:inline>
+              </w:drawing>
+            </w:r>
+          </w:p>
+        </w:tc>
+        <w:tc>
+          <w:tcPr>
+            <w:tcW w:type="dxa" w:w="4394"/>
+          </w:tcPr>
+          <w:p>
+            <w:pPr>
+              <w:spacing w:line="240" w:lineRule="auto"/>
+              <w:jc w:val="center"/>
+            </w:pPr>
+            <w:r>
+              <w:drawing>
+                <wp:inline xmlns:a="http://schemas.openxmlformats.org/drawingml/2006/main" xmlns:pic="http://schemas.openxmlformats.org/drawingml/2006/picture">
+                  <wp:extent cx="2664000" cy="1487400"/>
+                  <wp:docPr id="5" name="Picture 5"/>
+                  <wp:cNvGraphicFramePr>
+                    <a:graphicFrameLocks noChangeAspect="1"/>
+                  </wp:cNvGraphicFramePr>
+                  <a:graphic>
+                    <a:graphicData uri="http://schemas.openxmlformats.org/drawingml/2006/picture">
+                      <pic:pic>
+                        <pic:nvPicPr>
+                          <pic:cNvPr id="0" name="fig4_more.jpg"/>
+                          <pic:cNvPicPr/>
+                        </pic:nvPicPr>
+                        <pic:blipFill>
+                          <a:blip r:embed="rId14"/>
+                          <a:stretch>
+                            <a:fillRect/>
+                          </a:stretch>
+                        </pic:blipFill>
+                        <pic:spPr>
+                          <a:xfrm>
+                            <a:off x="0" y="0"/>
+                            <a:ext cx="2664000" cy="1487400"/>
+                          </a:xfrm>
+                          <a:prstGeom prst="rect"/>
+                        </pic:spPr>
+                      </pic:pic>
+                    </a:graphicData>
+                  </a:graphic>
+                </wp:inline>
+              </w:drawing>
+            </w:r>
+          </w:p>
+        </w:tc>
+      </w:tr>
+      <w:tr>
+        <w:tc>
+          <w:tcPr>
+            <w:tcW w:type="dxa" w:w="4394"/>
+          </w:tcPr>
+          <w:p>
+            <w:pPr>
+              <w:spacing w:line="240" w:lineRule="auto"/>
+              <w:jc w:val="center"/>
+            </w:pPr>
+            <w:r>
+              <w:drawing>
+                <wp:inline xmlns:a="http://schemas.openxmlformats.org/drawingml/2006/main" xmlns:pic="http://schemas.openxmlformats.org/drawingml/2006/picture">
+                  <wp:extent cx="2664000" cy="1491840"/>
+                  <wp:docPr id="6" name="Picture 6"/>
+                  <wp:cNvGraphicFramePr>
+                    <a:graphicFrameLocks noChangeAspect="1"/>
+                  </wp:cNvGraphicFramePr>
+                  <a:graphic>
+                    <a:graphicData uri="http://schemas.openxmlformats.org/drawingml/2006/picture">
+                      <pic:pic>
+                        <pic:nvPicPr>
+                          <pic:cNvPr id="0" name="fig5_devices.jpg"/>
+                          <pic:cNvPicPr/>
+                        </pic:nvPicPr>
+                        <pic:blipFill>
+                          <a:blip r:embed="rId15"/>
+                          <a:stretch>
+                            <a:fillRect/>
+                          </a:stretch>
+                        </pic:blipFill>
+                        <pic:spPr>
+                          <a:xfrm>
+                            <a:off x="0" y="0"/>
+                            <a:ext cx="2664000" cy="1491840"/>
+                          </a:xfrm>
+                          <a:prstGeom prst="rect"/>
+                        </pic:spPr>
+                      </pic:pic>
+                    </a:graphicData>
+                  </a:graphic>
+                </wp:inline>
+              </w:drawing>
+            </w:r>
+          </w:p>
+        </w:tc>
+        <w:tc>
+          <w:tcPr>
+            <w:tcW w:type="dxa" w:w="4394"/>
+          </w:tcPr>
+          <w:p>
+            <w:pPr>
+              <w:spacing w:line="240" w:lineRule="auto"/>
+              <w:jc w:val="center"/>
+            </w:pPr>
+            <w:r>
+              <w:drawing>
+                <wp:inline xmlns:a="http://schemas.openxmlformats.org/drawingml/2006/main" xmlns:pic="http://schemas.openxmlformats.org/drawingml/2006/picture">
+                  <wp:extent cx="2664000" cy="1491840"/>
+                  <wp:docPr id="7" name="Picture 7"/>
+                  <wp:cNvGraphicFramePr>
+                    <a:graphicFrameLocks noChangeAspect="1"/>
+                  </wp:cNvGraphicFramePr>
+                  <a:graphic>
+                    <a:graphicData uri="http://schemas.openxmlformats.org/drawingml/2006/picture">
+                      <pic:pic>
+                        <pic:nvPicPr>
+                          <pic:cNvPr id="0" name="fig6_chat.jpg"/>
+                          <pic:cNvPicPr/>
+                        </pic:nvPicPr>
+                        <pic:blipFill>
+                          <a:blip r:embed="rId16"/>
+                          <a:stretch>
+                            <a:fillRect/>
+                          </a:stretch>
+                        </pic:blipFill>
+                        <pic:spPr>
+                          <a:xfrm>
+                            <a:off x="0" y="0"/>
+                            <a:ext cx="2664000" cy="1491840"/>
+                          </a:xfrm>
+                          <a:prstGeom prst="rect"/>
+                        </pic:spPr>
+                      </pic:pic>
+                    </a:graphicData>
+                  </a:graphic>
+                </wp:inline>
+              </w:drawing>
+            </w:r>
+          </w:p>
+        </w:tc>
+      </w:tr>
+    </w:tbl>
+    <w:p>
+      <w:pPr>
+        <w:spacing w:before="80" w:after="160" w:line="240" w:lineRule="auto"/>
+        <w:jc w:val="center"/>
+      </w:pPr>
+      <w:r>
+        <w:rPr>
+          <w:rFonts w:ascii="Times New Roman" w:hAnsi="Times New Roman" w:eastAsia="宋体"/>
+          <w:b w:val="0"/>
+          <w:i w:val="0"/>
+          <w:color w:val="595959"/>
+          <w:sz w:val="21"/>
+        </w:rPr>
+        <w:t>图 4　中控 UI 实拍（首页 / 更多 / 我的设备 / 聊天）</w:t>
+      </w:r>
     </w:p>
     <w:sectPr>
       <w:footerReference w:type="default" r:id="rId9"/>
